--- a/BShaw2026.docx
+++ b/BShaw2026.docx
@@ -8,16 +8,18 @@
         <w:jc w:val="center"/>
         <w:rPr>
           <w:rFonts w:ascii="Times New Roman" w:hAnsi="Times New Roman" w:cs="Times New Roman"/>
-          <w:sz w:val="56"/>
-          <w:szCs w:val="56"/>
+          <w:color w:val="000000" w:themeColor="text1"/>
+          <w:sz w:val="48"/>
+          <w:szCs w:val="48"/>
         </w:rPr>
       </w:pPr>
       <w:r>
         <w:rPr>
           <w:rFonts w:ascii="Times New Roman" w:hAnsi="Times New Roman" w:cs="Times New Roman"/>
           <w:b/>
-          <w:sz w:val="56"/>
-          <w:szCs w:val="56"/>
+          <w:color w:val="000000" w:themeColor="text1"/>
+          <w:sz w:val="48"/>
+          <w:szCs w:val="48"/>
         </w:rPr>
         <w:t>Brendon Shaw</w:t>
       </w:r>
@@ -28,91 +30,122 @@
         <w:jc w:val="center"/>
         <w:rPr>
           <w:rFonts w:ascii="Times New Roman" w:hAnsi="Times New Roman" w:cs="Times New Roman"/>
+          <w:color w:val="000000" w:themeColor="text1"/>
+          <w:sz w:val="21"/>
+          <w:szCs w:val="21"/>
         </w:rPr>
       </w:pPr>
       <w:r>
         <w:rPr>
           <w:rFonts w:ascii="Times New Roman" w:hAnsi="Times New Roman" w:cs="Times New Roman"/>
+          <w:color w:val="000000" w:themeColor="text1"/>
+          <w:sz w:val="21"/>
+          <w:szCs w:val="21"/>
         </w:rPr>
-        <w:t>Memphis, Tennessee</w:t>
+        <w:t>Memphis, Tennessee • (901) 834-8281 • BrendonShaw27@gmail.com</w:t>
       </w:r>
       <w:r>
         <w:rPr>
           <w:rFonts w:ascii="Times New Roman" w:hAnsi="Times New Roman" w:cs="Times New Roman"/>
+          <w:color w:val="000000" w:themeColor="text1"/>
+          <w:sz w:val="21"/>
+          <w:szCs w:val="21"/>
         </w:rPr>
-        <w:t xml:space="preserve"> • (</w:t>
+        <w:br/>
       </w:r>
       <w:r>
         <w:rPr>
           <w:rFonts w:ascii="Times New Roman" w:hAnsi="Times New Roman" w:cs="Times New Roman"/>
+          <w:color w:val="000000" w:themeColor="text1"/>
+          <w:sz w:val="21"/>
+          <w:szCs w:val="21"/>
         </w:rPr>
-        <w:t>901) 834-8281</w:t>
+        <w:fldChar w:fldCharType="begin"/>
       </w:r>
       <w:r>
         <w:rPr>
           <w:rFonts w:ascii="Times New Roman" w:hAnsi="Times New Roman" w:cs="Times New Roman"/>
+          <w:color w:val="000000" w:themeColor="text1"/>
+          <w:sz w:val="21"/>
+          <w:szCs w:val="21"/>
         </w:rPr>
-        <w:t xml:space="preserve"> • </w:t>
+        <w:instrText>HYPERLINK "https://bshaw0113.github.io/portfolio-site/"</w:instrText>
       </w:r>
       <w:r>
         <w:rPr>
           <w:rFonts w:ascii="Times New Roman" w:hAnsi="Times New Roman" w:cs="Times New Roman"/>
+          <w:color w:val="000000" w:themeColor="text1"/>
+          <w:sz w:val="21"/>
+          <w:szCs w:val="21"/>
         </w:rPr>
-        <w:t>BrendonShaw27@gmail.com</w:t>
       </w:r>
       <w:r>
         <w:rPr>
           <w:rFonts w:ascii="Times New Roman" w:hAnsi="Times New Roman" w:cs="Times New Roman"/>
+          <w:color w:val="000000" w:themeColor="text1"/>
+          <w:sz w:val="21"/>
+          <w:szCs w:val="21"/>
         </w:rPr>
-        <w:br/>
+        <w:fldChar w:fldCharType="separate"/>
+      </w:r>
+      <w:r>
+        <w:rPr>
+          <w:rStyle w:val="Hyperlink"/>
+          <w:rFonts w:ascii="Times New Roman" w:hAnsi="Times New Roman" w:cs="Times New Roman"/>
+          <w:sz w:val="21"/>
+          <w:szCs w:val="21"/>
+        </w:rPr>
+        <w:t>Portfolio</w:t>
+      </w:r>
+      <w:r>
+        <w:rPr>
+          <w:rFonts w:ascii="Times New Roman" w:hAnsi="Times New Roman" w:cs="Times New Roman"/>
+          <w:color w:val="000000" w:themeColor="text1"/>
+          <w:sz w:val="21"/>
+          <w:szCs w:val="21"/>
+        </w:rPr>
+        <w:fldChar w:fldCharType="end"/>
+      </w:r>
+      <w:r>
+        <w:rPr>
+          <w:rFonts w:ascii="Times New Roman" w:hAnsi="Times New Roman" w:cs="Times New Roman"/>
+          <w:color w:val="000000" w:themeColor="text1"/>
+          <w:sz w:val="21"/>
+          <w:szCs w:val="21"/>
+        </w:rPr>
+        <w:t xml:space="preserve">• </w:t>
       </w:r>
       <w:hyperlink r:id="rId6" w:history="1">
         <w:r>
           <w:rPr>
             <w:rStyle w:val="Hyperlink"/>
             <w:rFonts w:ascii="Times New Roman" w:hAnsi="Times New Roman" w:cs="Times New Roman"/>
+            <w:sz w:val="21"/>
+            <w:szCs w:val="21"/>
           </w:rPr>
-          <w:t>https://bshaw0113.github.io/portfolio-site/</w:t>
+          <w:t>LinkedIn</w:t>
         </w:r>
       </w:hyperlink>
       <w:r>
         <w:rPr>
           <w:rFonts w:ascii="Times New Roman" w:hAnsi="Times New Roman" w:cs="Times New Roman"/>
+          <w:color w:val="000000" w:themeColor="text1"/>
+          <w:sz w:val="21"/>
+          <w:szCs w:val="21"/>
         </w:rPr>
-        <w:t xml:space="preserve"> </w:t>
+        <w:t xml:space="preserve"> • </w:t>
       </w:r>
-      <w:r>
-        <w:rPr>
-          <w:rFonts w:ascii="Times New Roman" w:hAnsi="Times New Roman" w:cs="Times New Roman"/>
-        </w:rPr>
-        <w:t>• linkedin.com/in/</w:t>
-      </w:r>
-      <w:proofErr w:type="spellStart"/>
-      <w:r>
-        <w:rPr>
-          <w:rFonts w:ascii="Times New Roman" w:hAnsi="Times New Roman" w:cs="Times New Roman"/>
-        </w:rPr>
-        <w:t>brendonshaw</w:t>
-      </w:r>
-      <w:proofErr w:type="spellEnd"/>
-      <w:r>
-        <w:rPr>
-          <w:rFonts w:ascii="Times New Roman" w:hAnsi="Times New Roman" w:cs="Times New Roman"/>
-        </w:rPr>
-        <w:t>/</w:t>
-      </w:r>
-      <w:r>
-        <w:rPr>
-          <w:rFonts w:ascii="Times New Roman" w:hAnsi="Times New Roman" w:cs="Times New Roman"/>
-        </w:rPr>
-        <w:t xml:space="preserve"> • github.com/</w:t>
-      </w:r>
-      <w:r>
-        <w:rPr>
-          <w:rFonts w:ascii="Times New Roman" w:hAnsi="Times New Roman" w:cs="Times New Roman"/>
-        </w:rPr>
-        <w:t>BShaw0113</w:t>
-      </w:r>
+      <w:hyperlink r:id="rId7" w:history="1">
+        <w:r>
+          <w:rPr>
+            <w:rStyle w:val="Hyperlink"/>
+            <w:rFonts w:ascii="Times New Roman" w:hAnsi="Times New Roman" w:cs="Times New Roman"/>
+            <w:sz w:val="21"/>
+            <w:szCs w:val="21"/>
+          </w:rPr>
+          <w:t>GitHub</w:t>
+        </w:r>
+      </w:hyperlink>
     </w:p>
     <w:p>
       <w:pPr>
@@ -120,15 +153,21 @@
         <w:contextualSpacing/>
         <w:rPr>
           <w:rFonts w:ascii="Times New Roman" w:hAnsi="Times New Roman" w:cs="Times New Roman"/>
-          <w:sz w:val="22"/>
-          <w:szCs w:val="22"/>
+          <w:b/>
+          <w:bCs/>
+          <w:color w:val="000000" w:themeColor="text1"/>
+          <w:sz w:val="21"/>
+          <w:szCs w:val="21"/>
         </w:rPr>
       </w:pPr>
       <w:r>
         <w:rPr>
           <w:rFonts w:ascii="Times New Roman" w:hAnsi="Times New Roman" w:cs="Times New Roman"/>
-          <w:sz w:val="22"/>
-          <w:szCs w:val="22"/>
+          <w:b/>
+          <w:bCs/>
+          <w:color w:val="000000" w:themeColor="text1"/>
+          <w:sz w:val="21"/>
+          <w:szCs w:val="21"/>
         </w:rPr>
         <w:t>Education</w:t>
       </w:r>
@@ -138,62 +177,47 @@
         <w:contextualSpacing/>
         <w:rPr>
           <w:rFonts w:ascii="Times New Roman" w:hAnsi="Times New Roman" w:cs="Times New Roman"/>
+          <w:color w:val="000000" w:themeColor="text1"/>
+          <w:sz w:val="21"/>
+          <w:szCs w:val="21"/>
         </w:rPr>
       </w:pPr>
       <w:r>
         <w:rPr>
           <w:rFonts w:ascii="Times New Roman" w:hAnsi="Times New Roman" w:cs="Times New Roman"/>
           <w:b/>
+          <w:color w:val="000000" w:themeColor="text1"/>
+          <w:sz w:val="21"/>
+          <w:szCs w:val="21"/>
           <w:u w:val="single"/>
         </w:rPr>
-        <w:t xml:space="preserve">Bachelor of Science in Computer Science – </w:t>
+        <w:t>Bachelor of Science in Computer Science – University of Memphis, Memphis, TN</w:t>
       </w:r>
       <w:r>
         <w:rPr>
           <w:rFonts w:ascii="Times New Roman" w:hAnsi="Times New Roman" w:cs="Times New Roman"/>
           <w:b/>
-          <w:u w:val="single"/>
-        </w:rPr>
-        <w:t>University of Memphis</w:t>
-      </w:r>
-      <w:r>
-        <w:rPr>
-          <w:rFonts w:ascii="Times New Roman" w:hAnsi="Times New Roman" w:cs="Times New Roman"/>
-          <w:b/>
-          <w:u w:val="single"/>
-        </w:rPr>
-        <w:t xml:space="preserve">, </w:t>
-      </w:r>
-      <w:r>
-        <w:rPr>
-          <w:rFonts w:ascii="Times New Roman" w:hAnsi="Times New Roman" w:cs="Times New Roman"/>
-          <w:b/>
-          <w:u w:val="single"/>
-        </w:rPr>
-        <w:t>Memphis, TN</w:t>
-      </w:r>
-      <w:r>
-        <w:rPr>
-          <w:rFonts w:ascii="Times New Roman" w:hAnsi="Times New Roman" w:cs="Times New Roman"/>
-          <w:b/>
+          <w:color w:val="000000" w:themeColor="text1"/>
+          <w:sz w:val="21"/>
+          <w:szCs w:val="21"/>
         </w:rPr>
         <w:br/>
       </w:r>
       <w:r>
         <w:rPr>
           <w:rFonts w:ascii="Times New Roman" w:hAnsi="Times New Roman" w:cs="Times New Roman"/>
+          <w:color w:val="000000" w:themeColor="text1"/>
+          <w:sz w:val="21"/>
+          <w:szCs w:val="21"/>
         </w:rPr>
-        <w:t xml:space="preserve">Graduated: </w:t>
+        <w:t>Graduated: May 2026</w:t>
       </w:r>
       <w:r>
         <w:rPr>
           <w:rFonts w:ascii="Times New Roman" w:hAnsi="Times New Roman" w:cs="Times New Roman"/>
-        </w:rPr>
-        <w:t>May 2026</w:t>
-      </w:r>
-      <w:r>
-        <w:rPr>
-          <w:rFonts w:ascii="Times New Roman" w:hAnsi="Times New Roman" w:cs="Times New Roman"/>
+          <w:color w:val="000000" w:themeColor="text1"/>
+          <w:sz w:val="21"/>
+          <w:szCs w:val="21"/>
         </w:rPr>
         <w:br/>
         <w:t>Relevant Coursework: Data Structures, Algorithms, Databases, Machine Learning</w:t>
@@ -205,32 +229,11 @@
         <w:contextualSpacing/>
         <w:rPr>
           <w:rFonts w:ascii="Times New Roman" w:hAnsi="Times New Roman" w:cs="Times New Roman"/>
-          <w:sz w:val="22"/>
-          <w:szCs w:val="22"/>
-        </w:rPr>
-      </w:pPr>
-      <w:r>
-        <w:rPr>
-          <w:rFonts w:ascii="Times New Roman" w:hAnsi="Times New Roman" w:cs="Times New Roman"/>
-          <w:sz w:val="22"/>
-          <w:szCs w:val="22"/>
-        </w:rPr>
-        <w:t>Skills &amp; Tools</w:t>
-      </w:r>
-      <w:r>
-        <w:rPr>
-          <w:rFonts w:ascii="Times New Roman" w:hAnsi="Times New Roman" w:cs="Times New Roman"/>
-          <w:sz w:val="22"/>
-          <w:szCs w:val="22"/>
-        </w:rPr>
-        <w:t xml:space="preserve"> </w:t>
-      </w:r>
-    </w:p>
-    <w:p>
-      <w:pPr>
-        <w:contextualSpacing/>
-        <w:rPr>
-          <w:rFonts w:ascii="Times New Roman" w:hAnsi="Times New Roman" w:cs="Times New Roman"/>
+          <w:b/>
+          <w:bCs/>
+          <w:color w:val="000000" w:themeColor="text1"/>
+          <w:sz w:val="21"/>
+          <w:szCs w:val="21"/>
         </w:rPr>
       </w:pPr>
       <w:r>
@@ -238,6 +241,31 @@
           <w:rFonts w:ascii="Times New Roman" w:hAnsi="Times New Roman" w:cs="Times New Roman"/>
           <w:b/>
           <w:bCs/>
+          <w:color w:val="000000" w:themeColor="text1"/>
+          <w:sz w:val="21"/>
+          <w:szCs w:val="21"/>
+        </w:rPr>
+        <w:t xml:space="preserve">Skills &amp; Tools </w:t>
+      </w:r>
+    </w:p>
+    <w:p>
+      <w:pPr>
+        <w:contextualSpacing/>
+        <w:rPr>
+          <w:rFonts w:ascii="Times New Roman" w:hAnsi="Times New Roman" w:cs="Times New Roman"/>
+          <w:color w:val="000000" w:themeColor="text1"/>
+          <w:sz w:val="21"/>
+          <w:szCs w:val="21"/>
+        </w:rPr>
+      </w:pPr>
+      <w:r>
+        <w:rPr>
+          <w:rFonts w:ascii="Times New Roman" w:hAnsi="Times New Roman" w:cs="Times New Roman"/>
+          <w:b/>
+          <w:bCs/>
+          <w:color w:val="000000" w:themeColor="text1"/>
+          <w:sz w:val="21"/>
+          <w:szCs w:val="21"/>
           <w:u w:val="single"/>
         </w:rPr>
         <w:t>Languages</w:t>
@@ -245,6 +273,9 @@
       <w:r>
         <w:rPr>
           <w:rFonts w:ascii="Times New Roman" w:hAnsi="Times New Roman" w:cs="Times New Roman"/>
+          <w:color w:val="000000" w:themeColor="text1"/>
+          <w:sz w:val="21"/>
+          <w:szCs w:val="21"/>
         </w:rPr>
         <w:t>: Python, SQL</w:t>
       </w:r>
@@ -254,6 +285,9 @@
         <w:contextualSpacing/>
         <w:rPr>
           <w:rFonts w:ascii="Times New Roman" w:hAnsi="Times New Roman" w:cs="Times New Roman"/>
+          <w:color w:val="000000" w:themeColor="text1"/>
+          <w:sz w:val="21"/>
+          <w:szCs w:val="21"/>
         </w:rPr>
       </w:pPr>
       <w:r>
@@ -261,6 +295,9 @@
           <w:rFonts w:ascii="Times New Roman" w:hAnsi="Times New Roman" w:cs="Times New Roman"/>
           <w:b/>
           <w:bCs/>
+          <w:color w:val="000000" w:themeColor="text1"/>
+          <w:sz w:val="21"/>
+          <w:szCs w:val="21"/>
           <w:u w:val="single"/>
         </w:rPr>
         <w:t>Certifications</w:t>
@@ -268,6 +305,9 @@
       <w:r>
         <w:rPr>
           <w:rFonts w:ascii="Times New Roman" w:hAnsi="Times New Roman" w:cs="Times New Roman"/>
+          <w:color w:val="000000" w:themeColor="text1"/>
+          <w:sz w:val="21"/>
+          <w:szCs w:val="21"/>
         </w:rPr>
         <w:t>: AWS Certified Cloud Practitioner, Google Data Analytics</w:t>
       </w:r>
@@ -277,6 +317,9 @@
         <w:contextualSpacing/>
         <w:rPr>
           <w:rFonts w:ascii="Times New Roman" w:hAnsi="Times New Roman" w:cs="Times New Roman"/>
+          <w:color w:val="000000" w:themeColor="text1"/>
+          <w:sz w:val="21"/>
+          <w:szCs w:val="21"/>
         </w:rPr>
       </w:pPr>
       <w:r>
@@ -284,6 +327,9 @@
           <w:rFonts w:ascii="Times New Roman" w:hAnsi="Times New Roman" w:cs="Times New Roman"/>
           <w:b/>
           <w:bCs/>
+          <w:color w:val="000000" w:themeColor="text1"/>
+          <w:sz w:val="21"/>
+          <w:szCs w:val="21"/>
           <w:u w:val="single"/>
         </w:rPr>
         <w:t>Tools</w:t>
@@ -291,77 +337,11 @@
       <w:r>
         <w:rPr>
           <w:rFonts w:ascii="Times New Roman" w:hAnsi="Times New Roman" w:cs="Times New Roman"/>
+          <w:color w:val="000000" w:themeColor="text1"/>
+          <w:sz w:val="21"/>
+          <w:szCs w:val="21"/>
         </w:rPr>
-        <w:t>: Git,</w:t>
-      </w:r>
-      <w:r>
-        <w:rPr>
-          <w:rFonts w:ascii="Times New Roman" w:hAnsi="Times New Roman" w:cs="Times New Roman"/>
-        </w:rPr>
-        <w:t xml:space="preserve"> </w:t>
-      </w:r>
-      <w:r>
-        <w:rPr>
-          <w:rFonts w:ascii="Times New Roman" w:hAnsi="Times New Roman" w:cs="Times New Roman"/>
-        </w:rPr>
-        <w:t>Avaya Site Administration (ASA)</w:t>
-      </w:r>
-      <w:r>
-        <w:rPr>
-          <w:rFonts w:ascii="Times New Roman" w:hAnsi="Times New Roman" w:cs="Times New Roman"/>
-        </w:rPr>
-        <w:t xml:space="preserve">, VS Code, </w:t>
-      </w:r>
-      <w:r>
-        <w:rPr>
-          <w:rFonts w:ascii="Times New Roman" w:hAnsi="Times New Roman" w:cs="Times New Roman"/>
-        </w:rPr>
-        <w:t>Zoom</w:t>
-      </w:r>
-      <w:r>
-        <w:rPr>
-          <w:rFonts w:ascii="Times New Roman" w:hAnsi="Times New Roman" w:cs="Times New Roman"/>
-        </w:rPr>
-        <w:t xml:space="preserve"> Admin, </w:t>
-      </w:r>
-      <w:r>
-        <w:rPr>
-          <w:rFonts w:ascii="Times New Roman" w:hAnsi="Times New Roman" w:cs="Times New Roman"/>
-        </w:rPr>
-        <w:t>NICE On-Prem, NICE QM</w:t>
-      </w:r>
-      <w:r>
-        <w:rPr>
-          <w:rFonts w:ascii="Times New Roman" w:hAnsi="Times New Roman" w:cs="Times New Roman"/>
-        </w:rPr>
-        <w:t xml:space="preserve">, </w:t>
-      </w:r>
-      <w:r>
-        <w:rPr>
-          <w:rFonts w:ascii="Times New Roman" w:hAnsi="Times New Roman" w:cs="Times New Roman"/>
-        </w:rPr>
-        <w:t>CM Configurations</w:t>
-      </w:r>
-      <w:r>
-        <w:rPr>
-          <w:rFonts w:ascii="Times New Roman" w:hAnsi="Times New Roman" w:cs="Times New Roman"/>
-        </w:rPr>
-        <w:t xml:space="preserve">, </w:t>
-      </w:r>
-      <w:r>
-        <w:t>Verizon Contact Center</w:t>
-      </w:r>
-      <w:r>
-        <w:t xml:space="preserve">, </w:t>
-      </w:r>
-      <w:r>
-        <w:t>Warehouse Management Systems (WMS)</w:t>
-      </w:r>
-      <w:r>
-        <w:t xml:space="preserve">, </w:t>
-      </w:r>
-      <w:r>
-        <w:t>Ticketing Systems</w:t>
+        <w:t>: Git, Avaya Site Administration (ASA), VS Code, Zoom Admin, NICE On-Prem, NICE QM, CM Configurations, ServiceNow, Verizon Contact Center, Warehouse Management Systems (WMS), Ticketing Systems</w:t>
       </w:r>
     </w:p>
     <w:p>
@@ -370,15 +350,21 @@
         <w:contextualSpacing/>
         <w:rPr>
           <w:rFonts w:ascii="Times New Roman" w:hAnsi="Times New Roman" w:cs="Times New Roman"/>
-          <w:sz w:val="22"/>
-          <w:szCs w:val="22"/>
+          <w:b/>
+          <w:bCs/>
+          <w:color w:val="000000" w:themeColor="text1"/>
+          <w:sz w:val="21"/>
+          <w:szCs w:val="21"/>
         </w:rPr>
       </w:pPr>
       <w:r>
         <w:rPr>
           <w:rFonts w:ascii="Times New Roman" w:hAnsi="Times New Roman" w:cs="Times New Roman"/>
-          <w:sz w:val="22"/>
-          <w:szCs w:val="22"/>
+          <w:b/>
+          <w:bCs/>
+          <w:color w:val="000000" w:themeColor="text1"/>
+          <w:sz w:val="21"/>
+          <w:szCs w:val="21"/>
         </w:rPr>
         <w:t>Experience</w:t>
       </w:r>
@@ -388,12 +374,18 @@
         <w:contextualSpacing/>
         <w:rPr>
           <w:rFonts w:ascii="Times New Roman" w:hAnsi="Times New Roman" w:cs="Times New Roman"/>
+          <w:color w:val="000000" w:themeColor="text1"/>
+          <w:sz w:val="21"/>
+          <w:szCs w:val="21"/>
         </w:rPr>
       </w:pPr>
       <w:r>
         <w:rPr>
           <w:rFonts w:ascii="Times New Roman" w:hAnsi="Times New Roman" w:cs="Times New Roman"/>
           <w:b/>
+          <w:color w:val="000000" w:themeColor="text1"/>
+          <w:sz w:val="21"/>
+          <w:szCs w:val="21"/>
           <w:u w:val="single"/>
         </w:rPr>
         <w:t>Comm Services Shift Lead – UMRF Ventures, Memphis, TN</w:t>
@@ -402,6 +394,9 @@
         <w:rPr>
           <w:rFonts w:ascii="Times New Roman" w:hAnsi="Times New Roman" w:cs="Times New Roman"/>
           <w:b/>
+          <w:color w:val="000000" w:themeColor="text1"/>
+          <w:sz w:val="21"/>
+          <w:szCs w:val="21"/>
         </w:rPr>
         <w:br/>
       </w:r>
@@ -410,96 +405,174 @@
           <w:rFonts w:ascii="Times New Roman" w:hAnsi="Times New Roman" w:cs="Times New Roman"/>
           <w:b/>
           <w:bCs/>
-        </w:rPr>
-        <w:t>September 2025 – Present</w:t>
-      </w:r>
-    </w:p>
-    <w:p>
-      <w:pPr>
-        <w:spacing w:after="0"/>
-        <w:rPr>
+          <w:color w:val="000000" w:themeColor="text1"/>
           <w:sz w:val="21"/>
           <w:szCs w:val="21"/>
         </w:rPr>
-      </w:pPr>
-      <w:r>
-        <w:rPr>
-          <w:sz w:val="21"/>
-          <w:szCs w:val="21"/>
-        </w:rPr>
-        <w:t xml:space="preserve">- </w:t>
+        <w:t>Aug</w:t>
       </w:r>
-      <w:r>
-        <w:rPr>
-          <w:sz w:val="21"/>
-          <w:szCs w:val="21"/>
-        </w:rPr>
-        <w:t>Led daily operations for enterprise communication systems, ensuring high availability across NICE On-Prem, Avaya Aura, Verizon Contact Center (ACD), and Zoom, improving service reliability and incident response performance.</w:t>
-      </w:r>
-    </w:p>
-    <w:p>
-      <w:pPr>
-        <w:spacing w:after="0"/>
-        <w:rPr>
-          <w:sz w:val="21"/>
-          <w:szCs w:val="21"/>
-        </w:rPr>
-      </w:pPr>
-      <w:r>
-        <w:rPr>
-          <w:sz w:val="21"/>
-          <w:szCs w:val="21"/>
-        </w:rPr>
-        <w:t xml:space="preserve">- </w:t>
-      </w:r>
-      <w:r>
-        <w:rPr>
-          <w:sz w:val="21"/>
-          <w:szCs w:val="21"/>
-        </w:rPr>
-        <w:t>Collaborated with IT, security, and vendor teams to troubleshoot and resolve telephony and contact center issues using NICE QM, NICE Engage, Avaya Site Administration (ASA), and ticketing systems.</w:t>
-      </w:r>
-    </w:p>
-    <w:p>
-      <w:pPr>
-        <w:spacing w:after="0"/>
-        <w:rPr>
-          <w:sz w:val="21"/>
-          <w:szCs w:val="21"/>
-        </w:rPr>
-      </w:pPr>
-      <w:r>
-        <w:rPr>
-          <w:sz w:val="21"/>
-          <w:szCs w:val="21"/>
-        </w:rPr>
-        <w:t xml:space="preserve">- </w:t>
-      </w:r>
-      <w:r>
-        <w:rPr>
-          <w:sz w:val="21"/>
-          <w:szCs w:val="21"/>
-        </w:rPr>
-        <w:t>Optimized CM configurations and escalation workflows, reducing average resolution time and improving operational efficiency.</w:t>
-      </w:r>
-    </w:p>
-    <w:p>
-      <w:pPr>
-        <w:spacing w:after="0"/>
-      </w:pPr>
-    </w:p>
-    <w:p>
-      <w:pPr>
-        <w:contextualSpacing/>
-        <w:rPr>
-          <w:sz w:val="21"/>
-          <w:szCs w:val="21"/>
-        </w:rPr>
-      </w:pPr>
       <w:r>
         <w:rPr>
           <w:rFonts w:ascii="Times New Roman" w:hAnsi="Times New Roman" w:cs="Times New Roman"/>
           <w:b/>
+          <w:bCs/>
+          <w:color w:val="000000" w:themeColor="text1"/>
+          <w:sz w:val="21"/>
+          <w:szCs w:val="21"/>
+        </w:rPr>
+        <w:t xml:space="preserve"> 2025 – Present</w:t>
+      </w:r>
+    </w:p>
+    <w:p>
+      <w:pPr>
+        <w:pStyle w:val="ListParagraph"/>
+        <w:numPr>
+          <w:ilvl w:val="0"/>
+          <w:numId w:val="19"/>
+        </w:numPr>
+        <w:spacing w:after="0"/>
+        <w:rPr>
+          <w:rFonts w:ascii="Times New Roman" w:hAnsi="Times New Roman" w:cs="Times New Roman"/>
+          <w:color w:val="000000" w:themeColor="text1"/>
+          <w:sz w:val="21"/>
+          <w:szCs w:val="21"/>
+        </w:rPr>
+      </w:pPr>
+      <w:r>
+        <w:rPr>
+          <w:rFonts w:ascii="Times New Roman" w:hAnsi="Times New Roman" w:cs="Times New Roman"/>
+          <w:color w:val="000000" w:themeColor="text1"/>
+          <w:sz w:val="21"/>
+          <w:szCs w:val="21"/>
+        </w:rPr>
+        <w:t xml:space="preserve">As Shift Lead overseeing enterprise-wide communication infrastructure, directed daily operations across NICE On-Prem, Avaya Aura, Verizon Contact Center (ACD), and </w:t>
+      </w:r>
+      <w:proofErr w:type="gramStart"/>
+      <w:r>
+        <w:rPr>
+          <w:rFonts w:ascii="Times New Roman" w:hAnsi="Times New Roman" w:cs="Times New Roman"/>
+          <w:color w:val="000000" w:themeColor="text1"/>
+          <w:sz w:val="21"/>
+          <w:szCs w:val="21"/>
+        </w:rPr>
+        <w:t>Zoom</w:t>
+      </w:r>
+      <w:proofErr w:type="gramEnd"/>
+      <w:r>
+        <w:rPr>
+          <w:rFonts w:ascii="Times New Roman" w:hAnsi="Times New Roman" w:cs="Times New Roman"/>
+          <w:color w:val="000000" w:themeColor="text1"/>
+          <w:sz w:val="21"/>
+          <w:szCs w:val="21"/>
+        </w:rPr>
+        <w:t>, implementing proactive monitoring and response protocols that improved system uptime and reduced incident escalations.</w:t>
+      </w:r>
+    </w:p>
+    <w:p>
+      <w:pPr>
+        <w:pStyle w:val="ListParagraph"/>
+        <w:numPr>
+          <w:ilvl w:val="0"/>
+          <w:numId w:val="19"/>
+        </w:numPr>
+        <w:spacing w:after="0"/>
+        <w:rPr>
+          <w:rFonts w:ascii="Times New Roman" w:hAnsi="Times New Roman" w:cs="Times New Roman"/>
+          <w:color w:val="000000" w:themeColor="text1"/>
+          <w:sz w:val="21"/>
+          <w:szCs w:val="21"/>
+        </w:rPr>
+      </w:pPr>
+      <w:r>
+        <w:rPr>
+          <w:rFonts w:ascii="Times New Roman" w:hAnsi="Times New Roman" w:cs="Times New Roman"/>
+          <w:color w:val="000000" w:themeColor="text1"/>
+          <w:sz w:val="21"/>
+          <w:szCs w:val="21"/>
+        </w:rPr>
+        <w:t>When complex telephony and contact center outages arose, partnered cross-functionally with IT, security, and vendor teams to diagnose and resolve issues using NICE QM, NICE Engage, and Avaya Site Administration (ASA), minimizing downtime and maintaining service-level commitments.</w:t>
+      </w:r>
+    </w:p>
+    <w:p>
+      <w:pPr>
+        <w:pStyle w:val="ListParagraph"/>
+        <w:numPr>
+          <w:ilvl w:val="0"/>
+          <w:numId w:val="19"/>
+        </w:numPr>
+        <w:spacing w:after="0"/>
+        <w:rPr>
+          <w:rFonts w:ascii="Times New Roman" w:hAnsi="Times New Roman" w:cs="Times New Roman"/>
+          <w:color w:val="000000" w:themeColor="text1"/>
+          <w:sz w:val="21"/>
+          <w:szCs w:val="21"/>
+        </w:rPr>
+      </w:pPr>
+      <w:r>
+        <w:rPr>
+          <w:rFonts w:ascii="Times New Roman" w:hAnsi="Times New Roman" w:cs="Times New Roman"/>
+          <w:color w:val="000000" w:themeColor="text1"/>
+          <w:sz w:val="21"/>
+          <w:szCs w:val="21"/>
+        </w:rPr>
+        <w:t>Identified gaps in CM configurations and escalation workflows, redesigned routing logic and escalation paths, resulting in measurably reduced average resolution time and improved overall operational efficiency.</w:t>
+      </w:r>
+    </w:p>
+    <w:p>
+      <w:pPr>
+        <w:pStyle w:val="ListParagraph"/>
+        <w:numPr>
+          <w:ilvl w:val="0"/>
+          <w:numId w:val="19"/>
+        </w:numPr>
+        <w:spacing w:after="0"/>
+        <w:rPr>
+          <w:rFonts w:ascii="Times New Roman" w:hAnsi="Times New Roman" w:cs="Times New Roman"/>
+          <w:color w:val="000000" w:themeColor="text1"/>
+          <w:sz w:val="21"/>
+          <w:szCs w:val="21"/>
+        </w:rPr>
+      </w:pPr>
+      <w:r>
+        <w:rPr>
+          <w:rFonts w:ascii="Times New Roman" w:hAnsi="Times New Roman" w:cs="Times New Roman"/>
+          <w:color w:val="000000" w:themeColor="text1"/>
+          <w:sz w:val="21"/>
+          <w:szCs w:val="21"/>
+        </w:rPr>
+        <w:t>Tasked with improving incident visibility across the team, leveraged ServiceNow to log, categorize, and manage service requests end-to-end, ensuring full ITSM workflow adherence and faster ticket resolution across all shifts.</w:t>
+      </w:r>
+    </w:p>
+    <w:p>
+      <w:pPr>
+        <w:spacing w:after="0"/>
+        <w:rPr>
+          <w:rFonts w:ascii="Times New Roman" w:hAnsi="Times New Roman" w:cs="Times New Roman"/>
+          <w:color w:val="000000" w:themeColor="text1"/>
+          <w:sz w:val="21"/>
+          <w:szCs w:val="21"/>
+        </w:rPr>
+      </w:pPr>
+    </w:p>
+    <w:p>
+      <w:pPr>
+        <w:contextualSpacing/>
+        <w:rPr>
+          <w:rFonts w:ascii="Times New Roman" w:hAnsi="Times New Roman" w:cs="Times New Roman"/>
+          <w:b/>
+          <w:bCs/>
+          <w:color w:val="000000" w:themeColor="text1"/>
+          <w:sz w:val="21"/>
+          <w:szCs w:val="21"/>
+        </w:rPr>
+      </w:pPr>
+      <w:r>
+        <w:rPr>
+          <w:rFonts w:ascii="Times New Roman" w:hAnsi="Times New Roman" w:cs="Times New Roman"/>
+          <w:b/>
+          <w:color w:val="000000" w:themeColor="text1"/>
+          <w:sz w:val="21"/>
+          <w:szCs w:val="21"/>
           <w:u w:val="single"/>
         </w:rPr>
         <w:t>Vendor Risk Security Analyst – UMRF Ventures, Memphis, TN</w:t>
@@ -508,6 +581,9 @@
         <w:rPr>
           <w:rFonts w:ascii="Times New Roman" w:hAnsi="Times New Roman" w:cs="Times New Roman"/>
           <w:b/>
+          <w:color w:val="000000" w:themeColor="text1"/>
+          <w:sz w:val="21"/>
+          <w:szCs w:val="21"/>
         </w:rPr>
         <w:br/>
       </w:r>
@@ -516,81 +592,83 @@
           <w:rFonts w:ascii="Times New Roman" w:hAnsi="Times New Roman" w:cs="Times New Roman"/>
           <w:b/>
           <w:bCs/>
-        </w:rPr>
-        <w:t>April 2025 – July 2025</w:t>
-      </w:r>
-      <w:r>
-        <w:rPr>
+          <w:color w:val="000000" w:themeColor="text1"/>
           <w:sz w:val="21"/>
           <w:szCs w:val="21"/>
         </w:rPr>
-        <w:br/>
+        <w:t>Apr 2025 – Jul 2025</w:t>
       </w:r>
-      <w:r>
+    </w:p>
+    <w:p>
+      <w:pPr>
+        <w:pStyle w:val="ListParagraph"/>
+        <w:numPr>
+          <w:ilvl w:val="0"/>
+          <w:numId w:val="22"/>
+        </w:numPr>
         <w:rPr>
+          <w:rFonts w:ascii="Times New Roman" w:hAnsi="Times New Roman" w:cs="Times New Roman"/>
+          <w:color w:val="000000" w:themeColor="text1"/>
           <w:sz w:val="21"/>
           <w:szCs w:val="21"/>
         </w:rPr>
-        <w:t xml:space="preserve">- </w:t>
-      </w:r>
+      </w:pPr>
       <w:r>
         <w:rPr>
+          <w:rFonts w:ascii="Times New Roman" w:hAnsi="Times New Roman" w:cs="Times New Roman"/>
+          <w:color w:val="000000" w:themeColor="text1"/>
           <w:sz w:val="21"/>
           <w:szCs w:val="21"/>
         </w:rPr>
-        <w:t>Conducted vendor risk and security assessments to evaluate third-party compliance with organizational security and risk management standards.</w:t>
+        <w:t>Tasked with evaluating third-party vendor security posture, conducted structured risk and compliance assessments against organizational standards, identifying gaps and producing actionable risk ratings to inform vendor selection and oversight decisions.</w:t>
       </w:r>
     </w:p>
     <w:p>
       <w:pPr>
-        <w:spacing w:after="0"/>
+        <w:pStyle w:val="ListParagraph"/>
+        <w:numPr>
+          <w:ilvl w:val="0"/>
+          <w:numId w:val="22"/>
+        </w:numPr>
         <w:rPr>
+          <w:rFonts w:ascii="Times New Roman" w:hAnsi="Times New Roman" w:cs="Times New Roman"/>
+          <w:color w:val="000000" w:themeColor="text1"/>
           <w:sz w:val="21"/>
           <w:szCs w:val="21"/>
         </w:rPr>
       </w:pPr>
       <w:r>
         <w:rPr>
+          <w:rFonts w:ascii="Times New Roman" w:hAnsi="Times New Roman" w:cs="Times New Roman"/>
+          <w:color w:val="000000" w:themeColor="text1"/>
           <w:sz w:val="21"/>
           <w:szCs w:val="21"/>
         </w:rPr>
-        <w:t>-</w:t>
+        <w:t>To mitigate third-party exposure, scrutinized vendor documentation, access controls, and security practices, surfacing critical vulnerabilities and collaborating with internal stakeholders to drive timely risk mitigation.</w:t>
       </w:r>
-      <w:r>
+    </w:p>
+    <w:p>
+      <w:pPr>
+        <w:pStyle w:val="ListParagraph"/>
+        <w:numPr>
+          <w:ilvl w:val="0"/>
+          <w:numId w:val="22"/>
+        </w:numPr>
         <w:rPr>
+          <w:rFonts w:ascii="Times New Roman" w:hAnsi="Times New Roman" w:cs="Times New Roman"/>
+          <w:color w:val="000000" w:themeColor="text1"/>
           <w:sz w:val="21"/>
           <w:szCs w:val="21"/>
         </w:rPr>
-        <w:t xml:space="preserve"> </w:t>
-      </w:r>
+      </w:pPr>
       <w:r>
         <w:rPr>
+          <w:rFonts w:ascii="Times New Roman" w:hAnsi="Times New Roman" w:cs="Times New Roman"/>
+          <w:color w:val="000000" w:themeColor="text1"/>
           <w:sz w:val="21"/>
           <w:szCs w:val="21"/>
         </w:rPr>
-        <w:t>Reviewed vendor documentation, access controls, and security practices to identify risks and support mitigation efforts.</w:t>
-      </w:r>
-    </w:p>
-    <w:p>
-      <w:pPr>
-        <w:rPr>
-          <w:sz w:val="21"/>
-          <w:szCs w:val="21"/>
-        </w:rPr>
-      </w:pPr>
-      <w:r>
-        <w:rPr>
-          <w:sz w:val="21"/>
-          <w:szCs w:val="21"/>
-        </w:rPr>
-        <w:t xml:space="preserve">- </w:t>
-      </w:r>
-      <w:r>
-        <w:rPr>
-          <w:sz w:val="21"/>
-          <w:szCs w:val="21"/>
-        </w:rPr>
-        <w:t>Documented findings and tracked remediation using ticketing systems, improving audit readiness and vendor governance processes.</w:t>
+        <w:t>Responsible for audit readiness, systematically documented assessment findings and tracked vendor remediation progress in ticketing systems, strengthening governance processes and reducing audit preparation time.</w:t>
       </w:r>
     </w:p>
     <w:p>
@@ -600,6 +678,9 @@
           <w:rFonts w:ascii="Times New Roman" w:hAnsi="Times New Roman" w:cs="Times New Roman"/>
           <w:b/>
           <w:bCs/>
+          <w:color w:val="000000" w:themeColor="text1"/>
+          <w:sz w:val="21"/>
+          <w:szCs w:val="21"/>
           <w:u w:val="single"/>
         </w:rPr>
       </w:pPr>
@@ -608,6 +689,9 @@
           <w:rFonts w:ascii="Times New Roman" w:hAnsi="Times New Roman" w:cs="Times New Roman"/>
           <w:b/>
           <w:bCs/>
+          <w:color w:val="000000" w:themeColor="text1"/>
+          <w:sz w:val="21"/>
+          <w:szCs w:val="21"/>
           <w:u w:val="single"/>
         </w:rPr>
         <w:t>Systems Analyst Intern – DHL Supply Chain, Memphis, TN</w:t>
@@ -620,6 +704,9 @@
           <w:rFonts w:ascii="Times New Roman" w:hAnsi="Times New Roman" w:cs="Times New Roman"/>
           <w:b/>
           <w:bCs/>
+          <w:color w:val="000000" w:themeColor="text1"/>
+          <w:sz w:val="21"/>
+          <w:szCs w:val="21"/>
         </w:rPr>
       </w:pPr>
       <w:r>
@@ -627,83 +714,100 @@
           <w:rFonts w:ascii="Times New Roman" w:hAnsi="Times New Roman" w:cs="Times New Roman"/>
           <w:b/>
           <w:bCs/>
+          <w:color w:val="000000" w:themeColor="text1"/>
+          <w:sz w:val="21"/>
+          <w:szCs w:val="21"/>
         </w:rPr>
-        <w:t>May 2024 – August 2024</w:t>
+        <w:t>May 2024 – Aug 2024</w:t>
       </w:r>
     </w:p>
     <w:p>
       <w:pPr>
         <w:spacing w:after="0"/>
         <w:rPr>
-          <w:rFonts w:cs="Times New Roman"/>
+          <w:rFonts w:ascii="Times New Roman" w:hAnsi="Times New Roman" w:cs="Times New Roman"/>
+          <w:b/>
+          <w:bCs/>
+          <w:color w:val="000000" w:themeColor="text1"/>
+          <w:sz w:val="21"/>
+          <w:szCs w:val="21"/>
+        </w:rPr>
+      </w:pPr>
+    </w:p>
+    <w:p>
+      <w:pPr>
+        <w:pStyle w:val="ListParagraph"/>
+        <w:numPr>
+          <w:ilvl w:val="0"/>
+          <w:numId w:val="23"/>
+        </w:numPr>
+        <w:spacing w:after="0"/>
+        <w:rPr>
+          <w:rFonts w:ascii="Times New Roman" w:hAnsi="Times New Roman" w:cs="Times New Roman"/>
+          <w:color w:val="000000" w:themeColor="text1"/>
+          <w:sz w:val="21"/>
+          <w:szCs w:val="21"/>
         </w:rPr>
       </w:pPr>
       <w:r>
         <w:rPr>
-          <w:rFonts w:cs="Times New Roman"/>
+          <w:rFonts w:ascii="Times New Roman" w:hAnsi="Times New Roman" w:cs="Times New Roman"/>
+          <w:color w:val="000000" w:themeColor="text1"/>
+          <w:sz w:val="21"/>
+          <w:szCs w:val="21"/>
         </w:rPr>
-        <w:t>-</w:t>
-      </w:r>
-      <w:r>
-        <w:rPr>
-          <w:rFonts w:cs="Times New Roman"/>
-        </w:rPr>
-        <w:t xml:space="preserve"> </w:t>
-      </w:r>
-      <w:r>
-        <w:rPr>
-          <w:rFonts w:cs="Times New Roman"/>
-        </w:rPr>
-        <w:t>Analyzed warehouse and operational data using SQL and Microsoft SQL Server to support reporting, system performance analysis, and data-driven decision making.</w:t>
+        <w:t>Assigned to improve reporting accuracy for warehouse operations, queried and analyzed large operational datasets using SQL and Microsoft SQL Server, delivering insights that directly supported system performance analysis and data-driven planning decisions.</w:t>
       </w:r>
     </w:p>
     <w:p>
       <w:pPr>
+        <w:pStyle w:val="ListParagraph"/>
+        <w:numPr>
+          <w:ilvl w:val="0"/>
+          <w:numId w:val="23"/>
+        </w:numPr>
         <w:spacing w:after="0"/>
         <w:rPr>
-          <w:rFonts w:cs="Times New Roman"/>
+          <w:rFonts w:ascii="Times New Roman" w:hAnsi="Times New Roman" w:cs="Times New Roman"/>
+          <w:color w:val="000000" w:themeColor="text1"/>
+          <w:sz w:val="21"/>
+          <w:szCs w:val="21"/>
         </w:rPr>
       </w:pPr>
       <w:r>
         <w:rPr>
-          <w:rFonts w:cs="Times New Roman"/>
+          <w:rFonts w:ascii="Times New Roman" w:hAnsi="Times New Roman" w:cs="Times New Roman"/>
+          <w:color w:val="000000" w:themeColor="text1"/>
+          <w:sz w:val="21"/>
+          <w:szCs w:val="21"/>
         </w:rPr>
-        <w:t xml:space="preserve">- </w:t>
-      </w:r>
-      <w:r>
-        <w:rPr>
-          <w:rFonts w:cs="Times New Roman"/>
-        </w:rPr>
-        <w:t>Worked with Warehouse Management Systems (WMS) to identify process inefficiencies and recommend system and workflow improvements.</w:t>
+        <w:t>Facing recurring WMS bottlenecks impacting warehouse throughput, investigated system workflows and operational data to pinpoint root-cause inefficiencies, then recommended targeted process and system improvements adopted by the operations team.</w:t>
       </w:r>
     </w:p>
     <w:p>
       <w:pPr>
+        <w:pStyle w:val="ListParagraph"/>
+        <w:numPr>
+          <w:ilvl w:val="0"/>
+          <w:numId w:val="23"/>
+        </w:numPr>
         <w:spacing w:after="0"/>
         <w:rPr>
-          <w:rFonts w:cs="Times New Roman"/>
+          <w:rFonts w:ascii="Times New Roman" w:hAnsi="Times New Roman" w:cs="Times New Roman"/>
+          <w:color w:val="000000" w:themeColor="text1"/>
+          <w:sz w:val="21"/>
+          <w:szCs w:val="21"/>
         </w:rPr>
       </w:pPr>
       <w:r>
         <w:rPr>
-          <w:rFonts w:cs="Times New Roman"/>
+          <w:rFonts w:ascii="Times New Roman" w:hAnsi="Times New Roman" w:cs="Times New Roman"/>
+          <w:color w:val="000000" w:themeColor="text1"/>
+          <w:sz w:val="21"/>
+          <w:szCs w:val="21"/>
         </w:rPr>
-        <w:t xml:space="preserve">- </w:t>
+        <w:t>Tasked with communicating complex technical findings to non-technical leadership, built polished stakeholder presentations in Microsoft PowerPoint that translated data insights and trends into clear, decision-ready reporting.</w:t>
       </w:r>
-      <w:r>
-        <w:rPr>
-          <w:rFonts w:cs="Times New Roman"/>
-        </w:rPr>
-        <w:t>Developed stakeholder presentations and reports using Microsoft PowerPoint to communicate insights, trends, and technical findings</w:t>
-      </w:r>
-    </w:p>
-    <w:p>
-      <w:pPr>
-        <w:spacing w:after="0"/>
-        <w:rPr>
-          <w:rFonts w:cs="Times New Roman"/>
-        </w:rPr>
-      </w:pPr>
     </w:p>
     <w:p>
       <w:pPr>
@@ -711,17 +815,22 @@
         <w:contextualSpacing/>
         <w:rPr>
           <w:rFonts w:ascii="Times New Roman" w:hAnsi="Times New Roman" w:cs="Times New Roman"/>
-          <w:sz w:val="22"/>
-          <w:szCs w:val="22"/>
+          <w:b/>
+          <w:bCs/>
+          <w:color w:val="000000" w:themeColor="text1"/>
+          <w:sz w:val="21"/>
+          <w:szCs w:val="21"/>
         </w:rPr>
       </w:pPr>
       <w:r>
         <w:rPr>
           <w:rFonts w:ascii="Times New Roman" w:hAnsi="Times New Roman" w:cs="Times New Roman"/>
-          <w:sz w:val="22"/>
-          <w:szCs w:val="22"/>
+          <w:b/>
+          <w:bCs/>
+          <w:color w:val="000000" w:themeColor="text1"/>
+          <w:sz w:val="21"/>
+          <w:szCs w:val="21"/>
         </w:rPr>
-        <w:lastRenderedPageBreak/>
         <w:t>Projects</w:t>
       </w:r>
     </w:p>
@@ -729,11 +838,20 @@
       <w:pPr>
         <w:spacing w:after="0"/>
         <w:contextualSpacing/>
+        <w:rPr>
+          <w:rFonts w:ascii="Times New Roman" w:hAnsi="Times New Roman" w:cs="Times New Roman"/>
+          <w:color w:val="000000" w:themeColor="text1"/>
+          <w:sz w:val="21"/>
+          <w:szCs w:val="21"/>
+        </w:rPr>
       </w:pPr>
       <w:r>
         <w:rPr>
           <w:rFonts w:ascii="Times New Roman" w:hAnsi="Times New Roman" w:cs="Times New Roman"/>
           <w:b/>
+          <w:color w:val="000000" w:themeColor="text1"/>
+          <w:sz w:val="21"/>
+          <w:szCs w:val="21"/>
           <w:u w:val="single"/>
         </w:rPr>
         <w:t>Tiger Syndicate — Full-Stack Ruby on Rails Marketplace</w:t>
@@ -742,17 +860,20 @@
         <w:rPr>
           <w:rFonts w:ascii="Times New Roman" w:hAnsi="Times New Roman" w:cs="Times New Roman"/>
           <w:b/>
+          <w:color w:val="000000" w:themeColor="text1"/>
+          <w:sz w:val="21"/>
+          <w:szCs w:val="21"/>
         </w:rPr>
         <w:br/>
       </w:r>
       <w:r>
         <w:rPr>
           <w:rFonts w:ascii="Times New Roman" w:hAnsi="Times New Roman" w:cs="Times New Roman"/>
+          <w:color w:val="000000" w:themeColor="text1"/>
+          <w:sz w:val="21"/>
+          <w:szCs w:val="21"/>
         </w:rPr>
-        <w:t xml:space="preserve">- </w:t>
-      </w:r>
-      <w:r>
-        <w:t>Designed and developed a full-stack Ruby on Rails marketplace application for the University of Memphis community, enabling students to buy, sell, and offer services in a secure, role-based environment.</w:t>
+        <w:t>- Identifying a gap in peer-to-peer commerce tools for the University of Memphis community, designed and built a full-stack Ruby on Rails marketplace enabling students to securely buy, sell, and offer services within a role-based environment.</w:t>
       </w:r>
     </w:p>
     <w:p>
@@ -760,25 +881,39 @@
         <w:spacing w:after="0"/>
         <w:rPr>
           <w:rFonts w:ascii="Times New Roman" w:hAnsi="Times New Roman" w:cs="Times New Roman"/>
+          <w:color w:val="000000" w:themeColor="text1"/>
+          <w:sz w:val="21"/>
+          <w:szCs w:val="21"/>
         </w:rPr>
       </w:pPr>
       <w:r>
         <w:rPr>
           <w:rFonts w:ascii="Times New Roman" w:hAnsi="Times New Roman" w:cs="Times New Roman"/>
+          <w:color w:val="000000" w:themeColor="text1"/>
+          <w:sz w:val="21"/>
+          <w:szCs w:val="21"/>
         </w:rPr>
-        <w:t>-</w:t>
+        <w:t>- To ensure platform security and data integrity, implemented authentication and authorization flows using Devise and OAuth, enforced real-world business rules, and maintained a reliable PostgreSQL database backend.</w:t>
       </w:r>
+    </w:p>
+    <w:p>
+      <w:pPr>
+        <w:spacing w:after="0"/>
+        <w:rPr>
+          <w:rFonts w:ascii="Times New Roman" w:hAnsi="Times New Roman" w:cs="Times New Roman"/>
+          <w:color w:val="000000" w:themeColor="text1"/>
+          <w:sz w:val="21"/>
+          <w:szCs w:val="21"/>
+        </w:rPr>
+      </w:pPr>
       <w:r>
         <w:rPr>
           <w:rFonts w:ascii="Times New Roman" w:hAnsi="Times New Roman" w:cs="Times New Roman"/>
+          <w:color w:val="000000" w:themeColor="text1"/>
+          <w:sz w:val="21"/>
+          <w:szCs w:val="21"/>
         </w:rPr>
-        <w:t xml:space="preserve"> </w:t>
-      </w:r>
-      <w:r>
-        <w:rPr>
-          <w:rFonts w:ascii="Times New Roman" w:hAnsi="Times New Roman" w:cs="Times New Roman"/>
-        </w:rPr>
-        <w:t>Implemented real-world business rules, authentication and authorization using Devise and OAuth, and ensured data integrity with PostgreSQL.</w:t>
+        <w:t>- Responsible for delivering a production-ready application, built and validated end-to-end features using RSpec, crafted responsive UI components with Bootstrap, and shipped a fully deployment-ready system from requirements gathering through launch.</w:t>
       </w:r>
     </w:p>
     <w:p>
@@ -786,48 +921,9 @@
         <w:spacing w:after="0"/>
         <w:rPr>
           <w:rFonts w:ascii="Times New Roman" w:hAnsi="Times New Roman" w:cs="Times New Roman"/>
-        </w:rPr>
-      </w:pPr>
-      <w:r>
-        <w:rPr>
-          <w:rFonts w:ascii="Times New Roman" w:hAnsi="Times New Roman" w:cs="Times New Roman"/>
-        </w:rPr>
-        <w:t xml:space="preserve">- </w:t>
-      </w:r>
-      <w:r>
-        <w:rPr>
-          <w:rFonts w:ascii="Times New Roman" w:hAnsi="Times New Roman" w:cs="Times New Roman"/>
-        </w:rPr>
-        <w:t xml:space="preserve">Built and tested end-to-end application features using </w:t>
-      </w:r>
-      <w:proofErr w:type="spellStart"/>
-      <w:r>
-        <w:rPr>
-          <w:rFonts w:ascii="Times New Roman" w:hAnsi="Times New Roman" w:cs="Times New Roman"/>
-        </w:rPr>
-        <w:t>RSpec</w:t>
-      </w:r>
-      <w:proofErr w:type="spellEnd"/>
-      <w:r>
-        <w:rPr>
-          <w:rFonts w:ascii="Times New Roman" w:hAnsi="Times New Roman" w:cs="Times New Roman"/>
-        </w:rPr>
-        <w:t>, styled responsive user interfaces with Bootstrap, and delivered a deployment-ready system from requirements gathering through implementation.</w:t>
-      </w:r>
-    </w:p>
-    <w:p>
-      <w:pPr>
-        <w:spacing w:after="0"/>
-        <w:rPr>
-          <w:rFonts w:ascii="Times New Roman" w:hAnsi="Times New Roman" w:cs="Times New Roman"/>
-        </w:rPr>
-      </w:pPr>
-    </w:p>
-    <w:p>
-      <w:pPr>
-        <w:spacing w:after="0"/>
-        <w:rPr>
-          <w:rFonts w:ascii="Times New Roman" w:hAnsi="Times New Roman" w:cs="Times New Roman"/>
+          <w:color w:val="000000" w:themeColor="text1"/>
+          <w:sz w:val="21"/>
+          <w:szCs w:val="21"/>
         </w:rPr>
       </w:pPr>
       <w:r>
@@ -835,28 +931,20 @@
           <w:rFonts w:ascii="Times New Roman" w:hAnsi="Times New Roman" w:cs="Times New Roman"/>
           <w:b/>
           <w:bCs/>
+          <w:color w:val="000000" w:themeColor="text1"/>
+          <w:sz w:val="21"/>
+          <w:szCs w:val="21"/>
         </w:rPr>
         <w:t>Technologies:</w:t>
       </w:r>
       <w:r>
         <w:rPr>
           <w:rFonts w:ascii="Times New Roman" w:hAnsi="Times New Roman" w:cs="Times New Roman"/>
+          <w:color w:val="000000" w:themeColor="text1"/>
+          <w:sz w:val="21"/>
+          <w:szCs w:val="21"/>
         </w:rPr>
-        <w:t xml:space="preserve"> Ruby on Rails, PostgreSQL, </w:t>
-      </w:r>
-      <w:proofErr w:type="spellStart"/>
-      <w:r>
-        <w:rPr>
-          <w:rFonts w:ascii="Times New Roman" w:hAnsi="Times New Roman" w:cs="Times New Roman"/>
-        </w:rPr>
-        <w:t>RSpec</w:t>
-      </w:r>
-      <w:proofErr w:type="spellEnd"/>
-      <w:r>
-        <w:rPr>
-          <w:rFonts w:ascii="Times New Roman" w:hAnsi="Times New Roman" w:cs="Times New Roman"/>
-        </w:rPr>
-        <w:t>, Devise, OAuth, Bootstrap, MVC Architecture, Full-Stack Development</w:t>
+        <w:t xml:space="preserve"> Ruby on Rails, PostgreSQL, RSpec, Devise, OAuth, Bootstrap, MVC Architecture, Full-Stack Development</w:t>
       </w:r>
     </w:p>
     <w:p>
@@ -864,6 +952,9 @@
         <w:contextualSpacing/>
         <w:rPr>
           <w:rFonts w:ascii="Times New Roman" w:hAnsi="Times New Roman" w:cs="Times New Roman"/>
+          <w:color w:val="000000" w:themeColor="text1"/>
+          <w:sz w:val="21"/>
+          <w:szCs w:val="21"/>
         </w:rPr>
       </w:pPr>
     </w:p>
@@ -871,81 +962,102 @@
       <w:pPr>
         <w:spacing w:after="0"/>
         <w:contextualSpacing/>
+        <w:rPr>
+          <w:rFonts w:ascii="Times New Roman" w:hAnsi="Times New Roman" w:cs="Times New Roman"/>
+          <w:color w:val="000000" w:themeColor="text1"/>
+          <w:sz w:val="21"/>
+          <w:szCs w:val="21"/>
+        </w:rPr>
       </w:pPr>
       <w:r>
         <w:rPr>
           <w:rFonts w:ascii="Times New Roman" w:hAnsi="Times New Roman" w:cs="Times New Roman"/>
           <w:b/>
+          <w:color w:val="000000" w:themeColor="text1"/>
+          <w:sz w:val="21"/>
+          <w:szCs w:val="21"/>
           <w:u w:val="single"/>
         </w:rPr>
         <w:t>Tower Overhaul Project — Systems Analysis Initiative</w:t>
       </w:r>
       <w:r>
         <w:rPr>
-          <w:rFonts w:cs="Times New Roman"/>
+          <w:rFonts w:ascii="Times New Roman" w:hAnsi="Times New Roman" w:cs="Times New Roman"/>
           <w:b/>
+          <w:color w:val="000000" w:themeColor="text1"/>
+          <w:sz w:val="21"/>
+          <w:szCs w:val="21"/>
         </w:rPr>
         <w:br/>
       </w:r>
       <w:r>
-        <w:t xml:space="preserve">- </w:t>
-      </w:r>
-      <w:r>
-        <w:t>Led a systems analysis initiative to identify and address critical inventory storage and tower management inefficiencies impacting operational performance.</w:t>
+        <w:rPr>
+          <w:rFonts w:ascii="Times New Roman" w:hAnsi="Times New Roman" w:cs="Times New Roman"/>
+          <w:color w:val="000000" w:themeColor="text1"/>
+          <w:sz w:val="21"/>
+          <w:szCs w:val="21"/>
+        </w:rPr>
+        <w:t>- Faced with critical inefficiencies in inventory storage and tower management that were degrading operational performance, spearheaded a cross-functional systems analysis initiative to diagnose root causes and develop a remediation strategy.</w:t>
       </w:r>
     </w:p>
     <w:p>
       <w:pPr>
         <w:spacing w:after="0"/>
         <w:rPr>
-          <w:rFonts w:cs="Times New Roman"/>
+          <w:rFonts w:ascii="Times New Roman" w:hAnsi="Times New Roman" w:cs="Times New Roman"/>
+          <w:color w:val="000000" w:themeColor="text1"/>
+          <w:sz w:val="21"/>
+          <w:szCs w:val="21"/>
         </w:rPr>
       </w:pPr>
       <w:r>
         <w:rPr>
-          <w:rFonts w:cs="Times New Roman"/>
+          <w:rFonts w:ascii="Times New Roman" w:hAnsi="Times New Roman" w:cs="Times New Roman"/>
+          <w:color w:val="000000" w:themeColor="text1"/>
+          <w:sz w:val="21"/>
+          <w:szCs w:val="21"/>
         </w:rPr>
-        <w:t xml:space="preserve">- </w:t>
+        <w:t>- Executed comprehensive data and workflow analysis across affected systems, producing a detailed report that mapped root causes, quantified operational risks, and outlined the full financial impact of existing inefficiencies.</w:t>
+      </w:r>
+    </w:p>
+    <w:p>
+      <w:pPr>
+        <w:spacing w:after="0"/>
+        <w:rPr>
+          <w:rFonts w:ascii="Times New Roman" w:hAnsi="Times New Roman" w:cs="Times New Roman"/>
+          <w:color w:val="000000" w:themeColor="text1"/>
+          <w:sz w:val="21"/>
+          <w:szCs w:val="21"/>
+        </w:rPr>
+      </w:pPr>
+      <w:r>
+        <w:rPr>
+          <w:rFonts w:ascii="Times New Roman" w:hAnsi="Times New Roman" w:cs="Times New Roman"/>
+          <w:color w:val="000000" w:themeColor="text1"/>
+          <w:sz w:val="21"/>
+          <w:szCs w:val="21"/>
+        </w:rPr>
+        <w:t xml:space="preserve">- Delivered findings and data-backed recommendations directly to senior leadership, securing executive buy-in on a process overhaul projected to yield cost savings exceeding </w:t>
       </w:r>
       <w:r>
         <w:rPr>
-          <w:rFonts w:cs="Times New Roman"/>
-        </w:rPr>
-        <w:t>Conducted comprehensive data and workflow analysis, producing a detailed report outlining root causes, risks, and associated financial impact.</w:t>
-      </w:r>
-    </w:p>
-    <w:p>
-      <w:pPr>
-        <w:spacing w:after="0"/>
-        <w:rPr>
-          <w:rFonts w:cs="Times New Roman"/>
-        </w:rPr>
-      </w:pPr>
-      <w:r>
-        <w:rPr>
-          <w:rFonts w:cs="Times New Roman"/>
-        </w:rPr>
-        <w:t xml:space="preserve">- </w:t>
-      </w:r>
-      <w:r>
-        <w:rPr>
-          <w:rFonts w:cs="Times New Roman"/>
-        </w:rPr>
-        <w:t xml:space="preserve">Presented findings and proposed solutions to senior management, projecting potential cost savings exceeding </w:t>
-      </w:r>
-      <w:r>
-        <w:rPr>
-          <w:rFonts w:cs="Times New Roman"/>
+          <w:rFonts w:ascii="Times New Roman" w:hAnsi="Times New Roman" w:cs="Times New Roman"/>
           <w:b/>
           <w:bCs/>
+          <w:color w:val="000000" w:themeColor="text1"/>
+          <w:sz w:val="21"/>
+          <w:szCs w:val="21"/>
         </w:rPr>
         <w:t>$10 million</w:t>
       </w:r>
       <w:r>
         <w:rPr>
-          <w:rFonts w:cs="Times New Roman"/>
+          <w:rFonts w:ascii="Times New Roman" w:hAnsi="Times New Roman" w:cs="Times New Roman"/>
+          <w:color w:val="000000" w:themeColor="text1"/>
+          <w:sz w:val="21"/>
+          <w:szCs w:val="21"/>
         </w:rPr>
-        <w:t xml:space="preserve"> through improved inventory organization and process optimization.</w:t>
+        <w:t xml:space="preserve"> through targeted inventory restructuring and process optimization.</w:t>
       </w:r>
     </w:p>
     <w:p>
@@ -953,6 +1065,9 @@
         <w:contextualSpacing/>
         <w:rPr>
           <w:rFonts w:ascii="Times New Roman" w:hAnsi="Times New Roman" w:cs="Times New Roman"/>
+          <w:color w:val="000000" w:themeColor="text1"/>
+          <w:sz w:val="21"/>
+          <w:szCs w:val="21"/>
         </w:rPr>
       </w:pPr>
     </w:p>
@@ -961,6 +1076,8 @@
         <w:contextualSpacing/>
         <w:rPr>
           <w:rFonts w:ascii="Times New Roman" w:hAnsi="Times New Roman" w:cs="Times New Roman"/>
+          <w:sz w:val="21"/>
+          <w:szCs w:val="21"/>
         </w:rPr>
       </w:pPr>
       <w:r>
@@ -968,27 +1085,33 @@
           <w:rFonts w:ascii="Times New Roman" w:hAnsi="Times New Roman" w:cs="Times New Roman"/>
           <w:b/>
           <w:bCs/>
+          <w:color w:val="000000" w:themeColor="text1"/>
+          <w:sz w:val="21"/>
+          <w:szCs w:val="21"/>
         </w:rPr>
         <w:t>Skills &amp; Tools:</w:t>
       </w:r>
       <w:r>
         <w:rPr>
           <w:rFonts w:ascii="Times New Roman" w:hAnsi="Times New Roman" w:cs="Times New Roman"/>
+          <w:color w:val="000000" w:themeColor="text1"/>
+          <w:sz w:val="21"/>
+          <w:szCs w:val="21"/>
         </w:rPr>
-        <w:t xml:space="preserve"> Systems Analysis, Data Analysis, Inventory Management, Operational Reporting, Stakeholder Presentations</w:t>
+        <w:t xml:space="preserve"> Systems Analysis, Data Analysis, Inventory Management, Operational Reporting, Stakehold</w:t>
+      </w:r>
+      <w:r>
+        <w:rPr>
+          <w:rFonts w:ascii="Times New Roman" w:hAnsi="Times New Roman" w:cs="Times New Roman"/>
+          <w:sz w:val="21"/>
+          <w:szCs w:val="21"/>
+        </w:rPr>
+        <w:t>er Presentations</w:t>
       </w:r>
     </w:p>
-    <w:p>
-      <w:pPr>
-        <w:contextualSpacing/>
-        <w:rPr>
-          <w:rFonts w:ascii="Times New Roman" w:hAnsi="Times New Roman" w:cs="Times New Roman"/>
-        </w:rPr>
-      </w:pPr>
-    </w:p>
     <w:sectPr>
-      <w:pgSz w:w="12240" w:h="15840"/>
-      <w:pgMar w:top="864" w:right="1080" w:bottom="1008" w:left="1080" w:header="720" w:footer="720" w:gutter="0"/>
+      <w:pgSz w:w="12240" w:h="20160"/>
+      <w:pgMar w:top="720" w:right="720" w:bottom="720" w:left="720" w:header="720" w:footer="720" w:gutter="0"/>
       <w:cols w:space="720"/>
       <w:docGrid w:linePitch="360"/>
     </w:sectPr>
@@ -1395,6 +1518,681 @@
     </w:lvl>
   </w:abstractNum>
   <w:abstractNum w:abstractNumId="11" w15:restartNumberingAfterBreak="0">
+    <w:nsid w:val="27DE18B5"/>
+    <w:multiLevelType w:val="hybridMultilevel"/>
+    <w:tmpl w:val="260276CC"/>
+    <w:lvl w:ilvl="0" w:tplc="04090005">
+      <w:start w:val="1"/>
+      <w:numFmt w:val="bullet"/>
+      <w:lvlText w:val=""/>
+      <w:lvlJc w:val="left"/>
+      <w:pPr>
+        <w:ind w:left="360" w:hanging="360"/>
+      </w:pPr>
+      <w:rPr>
+        <w:rFonts w:ascii="Wingdings" w:hAnsi="Wingdings" w:hint="default"/>
+      </w:rPr>
+    </w:lvl>
+    <w:lvl w:ilvl="1" w:tplc="04090003" w:tentative="1">
+      <w:start w:val="1"/>
+      <w:numFmt w:val="bullet"/>
+      <w:lvlText w:val="o"/>
+      <w:lvlJc w:val="left"/>
+      <w:pPr>
+        <w:ind w:left="1080" w:hanging="360"/>
+      </w:pPr>
+      <w:rPr>
+        <w:rFonts w:ascii="Courier New" w:hAnsi="Courier New" w:cs="Courier New" w:hint="default"/>
+      </w:rPr>
+    </w:lvl>
+    <w:lvl w:ilvl="2" w:tplc="04090005" w:tentative="1">
+      <w:start w:val="1"/>
+      <w:numFmt w:val="bullet"/>
+      <w:lvlText w:val=""/>
+      <w:lvlJc w:val="left"/>
+      <w:pPr>
+        <w:ind w:left="1800" w:hanging="360"/>
+      </w:pPr>
+      <w:rPr>
+        <w:rFonts w:ascii="Wingdings" w:hAnsi="Wingdings" w:hint="default"/>
+      </w:rPr>
+    </w:lvl>
+    <w:lvl w:ilvl="3" w:tplc="04090001" w:tentative="1">
+      <w:start w:val="1"/>
+      <w:numFmt w:val="bullet"/>
+      <w:lvlText w:val=""/>
+      <w:lvlJc w:val="left"/>
+      <w:pPr>
+        <w:ind w:left="2520" w:hanging="360"/>
+      </w:pPr>
+      <w:rPr>
+        <w:rFonts w:ascii="Symbol" w:hAnsi="Symbol" w:hint="default"/>
+      </w:rPr>
+    </w:lvl>
+    <w:lvl w:ilvl="4" w:tplc="04090003" w:tentative="1">
+      <w:start w:val="1"/>
+      <w:numFmt w:val="bullet"/>
+      <w:lvlText w:val="o"/>
+      <w:lvlJc w:val="left"/>
+      <w:pPr>
+        <w:ind w:left="3240" w:hanging="360"/>
+      </w:pPr>
+      <w:rPr>
+        <w:rFonts w:ascii="Courier New" w:hAnsi="Courier New" w:cs="Courier New" w:hint="default"/>
+      </w:rPr>
+    </w:lvl>
+    <w:lvl w:ilvl="5" w:tplc="04090005" w:tentative="1">
+      <w:start w:val="1"/>
+      <w:numFmt w:val="bullet"/>
+      <w:lvlText w:val=""/>
+      <w:lvlJc w:val="left"/>
+      <w:pPr>
+        <w:ind w:left="3960" w:hanging="360"/>
+      </w:pPr>
+      <w:rPr>
+        <w:rFonts w:ascii="Wingdings" w:hAnsi="Wingdings" w:hint="default"/>
+      </w:rPr>
+    </w:lvl>
+    <w:lvl w:ilvl="6" w:tplc="04090001" w:tentative="1">
+      <w:start w:val="1"/>
+      <w:numFmt w:val="bullet"/>
+      <w:lvlText w:val=""/>
+      <w:lvlJc w:val="left"/>
+      <w:pPr>
+        <w:ind w:left="4680" w:hanging="360"/>
+      </w:pPr>
+      <w:rPr>
+        <w:rFonts w:ascii="Symbol" w:hAnsi="Symbol" w:hint="default"/>
+      </w:rPr>
+    </w:lvl>
+    <w:lvl w:ilvl="7" w:tplc="04090003" w:tentative="1">
+      <w:start w:val="1"/>
+      <w:numFmt w:val="bullet"/>
+      <w:lvlText w:val="o"/>
+      <w:lvlJc w:val="left"/>
+      <w:pPr>
+        <w:ind w:left="5400" w:hanging="360"/>
+      </w:pPr>
+      <w:rPr>
+        <w:rFonts w:ascii="Courier New" w:hAnsi="Courier New" w:cs="Courier New" w:hint="default"/>
+      </w:rPr>
+    </w:lvl>
+    <w:lvl w:ilvl="8" w:tplc="04090005" w:tentative="1">
+      <w:start w:val="1"/>
+      <w:numFmt w:val="bullet"/>
+      <w:lvlText w:val=""/>
+      <w:lvlJc w:val="left"/>
+      <w:pPr>
+        <w:ind w:left="6120" w:hanging="360"/>
+      </w:pPr>
+      <w:rPr>
+        <w:rFonts w:ascii="Wingdings" w:hAnsi="Wingdings" w:hint="default"/>
+      </w:rPr>
+    </w:lvl>
+  </w:abstractNum>
+  <w:abstractNum w:abstractNumId="12" w15:restartNumberingAfterBreak="0">
+    <w:nsid w:val="371E41D6"/>
+    <w:multiLevelType w:val="hybridMultilevel"/>
+    <w:tmpl w:val="C1DCC0C0"/>
+    <w:lvl w:ilvl="0" w:tplc="04090001">
+      <w:start w:val="1"/>
+      <w:numFmt w:val="bullet"/>
+      <w:lvlText w:val=""/>
+      <w:lvlJc w:val="left"/>
+      <w:pPr>
+        <w:ind w:left="360" w:hanging="360"/>
+      </w:pPr>
+      <w:rPr>
+        <w:rFonts w:ascii="Symbol" w:hAnsi="Symbol" w:hint="default"/>
+      </w:rPr>
+    </w:lvl>
+    <w:lvl w:ilvl="1" w:tplc="04090003">
+      <w:start w:val="1"/>
+      <w:numFmt w:val="bullet"/>
+      <w:lvlText w:val="o"/>
+      <w:lvlJc w:val="left"/>
+      <w:pPr>
+        <w:ind w:left="1080" w:hanging="360"/>
+      </w:pPr>
+      <w:rPr>
+        <w:rFonts w:ascii="Courier New" w:hAnsi="Courier New" w:cs="Courier New" w:hint="default"/>
+      </w:rPr>
+    </w:lvl>
+    <w:lvl w:ilvl="2" w:tplc="04090005">
+      <w:start w:val="1"/>
+      <w:numFmt w:val="bullet"/>
+      <w:lvlText w:val=""/>
+      <w:lvlJc w:val="left"/>
+      <w:pPr>
+        <w:ind w:left="1800" w:hanging="360"/>
+      </w:pPr>
+      <w:rPr>
+        <w:rFonts w:ascii="Wingdings" w:hAnsi="Wingdings" w:hint="default"/>
+      </w:rPr>
+    </w:lvl>
+    <w:lvl w:ilvl="3" w:tplc="04090001">
+      <w:start w:val="1"/>
+      <w:numFmt w:val="bullet"/>
+      <w:lvlText w:val=""/>
+      <w:lvlJc w:val="left"/>
+      <w:pPr>
+        <w:ind w:left="2520" w:hanging="360"/>
+      </w:pPr>
+      <w:rPr>
+        <w:rFonts w:ascii="Symbol" w:hAnsi="Symbol" w:hint="default"/>
+      </w:rPr>
+    </w:lvl>
+    <w:lvl w:ilvl="4" w:tplc="04090003" w:tentative="1">
+      <w:start w:val="1"/>
+      <w:numFmt w:val="bullet"/>
+      <w:lvlText w:val="o"/>
+      <w:lvlJc w:val="left"/>
+      <w:pPr>
+        <w:ind w:left="3240" w:hanging="360"/>
+      </w:pPr>
+      <w:rPr>
+        <w:rFonts w:ascii="Courier New" w:hAnsi="Courier New" w:cs="Courier New" w:hint="default"/>
+      </w:rPr>
+    </w:lvl>
+    <w:lvl w:ilvl="5" w:tplc="04090005" w:tentative="1">
+      <w:start w:val="1"/>
+      <w:numFmt w:val="bullet"/>
+      <w:lvlText w:val=""/>
+      <w:lvlJc w:val="left"/>
+      <w:pPr>
+        <w:ind w:left="3960" w:hanging="360"/>
+      </w:pPr>
+      <w:rPr>
+        <w:rFonts w:ascii="Wingdings" w:hAnsi="Wingdings" w:hint="default"/>
+      </w:rPr>
+    </w:lvl>
+    <w:lvl w:ilvl="6" w:tplc="04090001" w:tentative="1">
+      <w:start w:val="1"/>
+      <w:numFmt w:val="bullet"/>
+      <w:lvlText w:val=""/>
+      <w:lvlJc w:val="left"/>
+      <w:pPr>
+        <w:ind w:left="4680" w:hanging="360"/>
+      </w:pPr>
+      <w:rPr>
+        <w:rFonts w:ascii="Symbol" w:hAnsi="Symbol" w:hint="default"/>
+      </w:rPr>
+    </w:lvl>
+    <w:lvl w:ilvl="7" w:tplc="04090003" w:tentative="1">
+      <w:start w:val="1"/>
+      <w:numFmt w:val="bullet"/>
+      <w:lvlText w:val="o"/>
+      <w:lvlJc w:val="left"/>
+      <w:pPr>
+        <w:ind w:left="5400" w:hanging="360"/>
+      </w:pPr>
+      <w:rPr>
+        <w:rFonts w:ascii="Courier New" w:hAnsi="Courier New" w:cs="Courier New" w:hint="default"/>
+      </w:rPr>
+    </w:lvl>
+    <w:lvl w:ilvl="8" w:tplc="04090005" w:tentative="1">
+      <w:start w:val="1"/>
+      <w:numFmt w:val="bullet"/>
+      <w:lvlText w:val=""/>
+      <w:lvlJc w:val="left"/>
+      <w:pPr>
+        <w:ind w:left="6120" w:hanging="360"/>
+      </w:pPr>
+      <w:rPr>
+        <w:rFonts w:ascii="Wingdings" w:hAnsi="Wingdings" w:hint="default"/>
+      </w:rPr>
+    </w:lvl>
+  </w:abstractNum>
+  <w:abstractNum w:abstractNumId="13" w15:restartNumberingAfterBreak="0">
+    <w:nsid w:val="3A6271A3"/>
+    <w:multiLevelType w:val="hybridMultilevel"/>
+    <w:tmpl w:val="8BA495E2"/>
+    <w:lvl w:ilvl="0" w:tplc="04090003">
+      <w:start w:val="1"/>
+      <w:numFmt w:val="bullet"/>
+      <w:lvlText w:val="o"/>
+      <w:lvlJc w:val="left"/>
+      <w:pPr>
+        <w:ind w:left="720" w:hanging="360"/>
+      </w:pPr>
+      <w:rPr>
+        <w:rFonts w:ascii="Courier New" w:hAnsi="Courier New" w:cs="Courier New" w:hint="default"/>
+      </w:rPr>
+    </w:lvl>
+    <w:lvl w:ilvl="1" w:tplc="04090003" w:tentative="1">
+      <w:start w:val="1"/>
+      <w:numFmt w:val="bullet"/>
+      <w:lvlText w:val="o"/>
+      <w:lvlJc w:val="left"/>
+      <w:pPr>
+        <w:ind w:left="1440" w:hanging="360"/>
+      </w:pPr>
+      <w:rPr>
+        <w:rFonts w:ascii="Courier New" w:hAnsi="Courier New" w:cs="Courier New" w:hint="default"/>
+      </w:rPr>
+    </w:lvl>
+    <w:lvl w:ilvl="2" w:tplc="04090005" w:tentative="1">
+      <w:start w:val="1"/>
+      <w:numFmt w:val="bullet"/>
+      <w:lvlText w:val=""/>
+      <w:lvlJc w:val="left"/>
+      <w:pPr>
+        <w:ind w:left="2160" w:hanging="360"/>
+      </w:pPr>
+      <w:rPr>
+        <w:rFonts w:ascii="Wingdings" w:hAnsi="Wingdings" w:hint="default"/>
+      </w:rPr>
+    </w:lvl>
+    <w:lvl w:ilvl="3" w:tplc="04090001" w:tentative="1">
+      <w:start w:val="1"/>
+      <w:numFmt w:val="bullet"/>
+      <w:lvlText w:val=""/>
+      <w:lvlJc w:val="left"/>
+      <w:pPr>
+        <w:ind w:left="2880" w:hanging="360"/>
+      </w:pPr>
+      <w:rPr>
+        <w:rFonts w:ascii="Symbol" w:hAnsi="Symbol" w:hint="default"/>
+      </w:rPr>
+    </w:lvl>
+    <w:lvl w:ilvl="4" w:tplc="04090003" w:tentative="1">
+      <w:start w:val="1"/>
+      <w:numFmt w:val="bullet"/>
+      <w:lvlText w:val="o"/>
+      <w:lvlJc w:val="left"/>
+      <w:pPr>
+        <w:ind w:left="3600" w:hanging="360"/>
+      </w:pPr>
+      <w:rPr>
+        <w:rFonts w:ascii="Courier New" w:hAnsi="Courier New" w:cs="Courier New" w:hint="default"/>
+      </w:rPr>
+    </w:lvl>
+    <w:lvl w:ilvl="5" w:tplc="04090005" w:tentative="1">
+      <w:start w:val="1"/>
+      <w:numFmt w:val="bullet"/>
+      <w:lvlText w:val=""/>
+      <w:lvlJc w:val="left"/>
+      <w:pPr>
+        <w:ind w:left="4320" w:hanging="360"/>
+      </w:pPr>
+      <w:rPr>
+        <w:rFonts w:ascii="Wingdings" w:hAnsi="Wingdings" w:hint="default"/>
+      </w:rPr>
+    </w:lvl>
+    <w:lvl w:ilvl="6" w:tplc="04090001" w:tentative="1">
+      <w:start w:val="1"/>
+      <w:numFmt w:val="bullet"/>
+      <w:lvlText w:val=""/>
+      <w:lvlJc w:val="left"/>
+      <w:pPr>
+        <w:ind w:left="5040" w:hanging="360"/>
+      </w:pPr>
+      <w:rPr>
+        <w:rFonts w:ascii="Symbol" w:hAnsi="Symbol" w:hint="default"/>
+      </w:rPr>
+    </w:lvl>
+    <w:lvl w:ilvl="7" w:tplc="04090003" w:tentative="1">
+      <w:start w:val="1"/>
+      <w:numFmt w:val="bullet"/>
+      <w:lvlText w:val="o"/>
+      <w:lvlJc w:val="left"/>
+      <w:pPr>
+        <w:ind w:left="5760" w:hanging="360"/>
+      </w:pPr>
+      <w:rPr>
+        <w:rFonts w:ascii="Courier New" w:hAnsi="Courier New" w:cs="Courier New" w:hint="default"/>
+      </w:rPr>
+    </w:lvl>
+    <w:lvl w:ilvl="8" w:tplc="04090005" w:tentative="1">
+      <w:start w:val="1"/>
+      <w:numFmt w:val="bullet"/>
+      <w:lvlText w:val=""/>
+      <w:lvlJc w:val="left"/>
+      <w:pPr>
+        <w:ind w:left="6480" w:hanging="360"/>
+      </w:pPr>
+      <w:rPr>
+        <w:rFonts w:ascii="Wingdings" w:hAnsi="Wingdings" w:hint="default"/>
+      </w:rPr>
+    </w:lvl>
+  </w:abstractNum>
+  <w:abstractNum w:abstractNumId="14" w15:restartNumberingAfterBreak="0">
+    <w:nsid w:val="41D305A2"/>
+    <w:multiLevelType w:val="hybridMultilevel"/>
+    <w:tmpl w:val="E9CCEA6A"/>
+    <w:lvl w:ilvl="0" w:tplc="9FE825AE">
+      <w:numFmt w:val="bullet"/>
+      <w:lvlText w:val="-"/>
+      <w:lvlJc w:val="left"/>
+      <w:pPr>
+        <w:ind w:left="720" w:hanging="360"/>
+      </w:pPr>
+      <w:rPr>
+        <w:rFonts w:ascii="Cambria" w:eastAsiaTheme="minorEastAsia" w:hAnsi="Cambria" w:cstheme="minorBidi" w:hint="default"/>
+      </w:rPr>
+    </w:lvl>
+    <w:lvl w:ilvl="1" w:tplc="04090003" w:tentative="1">
+      <w:start w:val="1"/>
+      <w:numFmt w:val="bullet"/>
+      <w:lvlText w:val="o"/>
+      <w:lvlJc w:val="left"/>
+      <w:pPr>
+        <w:ind w:left="1440" w:hanging="360"/>
+      </w:pPr>
+      <w:rPr>
+        <w:rFonts w:ascii="Courier New" w:hAnsi="Courier New" w:cs="Courier New" w:hint="default"/>
+      </w:rPr>
+    </w:lvl>
+    <w:lvl w:ilvl="2" w:tplc="04090005" w:tentative="1">
+      <w:start w:val="1"/>
+      <w:numFmt w:val="bullet"/>
+      <w:lvlText w:val=""/>
+      <w:lvlJc w:val="left"/>
+      <w:pPr>
+        <w:ind w:left="2160" w:hanging="360"/>
+      </w:pPr>
+      <w:rPr>
+        <w:rFonts w:ascii="Wingdings" w:hAnsi="Wingdings" w:hint="default"/>
+      </w:rPr>
+    </w:lvl>
+    <w:lvl w:ilvl="3" w:tplc="04090001" w:tentative="1">
+      <w:start w:val="1"/>
+      <w:numFmt w:val="bullet"/>
+      <w:lvlText w:val=""/>
+      <w:lvlJc w:val="left"/>
+      <w:pPr>
+        <w:ind w:left="2880" w:hanging="360"/>
+      </w:pPr>
+      <w:rPr>
+        <w:rFonts w:ascii="Symbol" w:hAnsi="Symbol" w:hint="default"/>
+      </w:rPr>
+    </w:lvl>
+    <w:lvl w:ilvl="4" w:tplc="04090003" w:tentative="1">
+      <w:start w:val="1"/>
+      <w:numFmt w:val="bullet"/>
+      <w:lvlText w:val="o"/>
+      <w:lvlJc w:val="left"/>
+      <w:pPr>
+        <w:ind w:left="3600" w:hanging="360"/>
+      </w:pPr>
+      <w:rPr>
+        <w:rFonts w:ascii="Courier New" w:hAnsi="Courier New" w:cs="Courier New" w:hint="default"/>
+      </w:rPr>
+    </w:lvl>
+    <w:lvl w:ilvl="5" w:tplc="04090005" w:tentative="1">
+      <w:start w:val="1"/>
+      <w:numFmt w:val="bullet"/>
+      <w:lvlText w:val=""/>
+      <w:lvlJc w:val="left"/>
+      <w:pPr>
+        <w:ind w:left="4320" w:hanging="360"/>
+      </w:pPr>
+      <w:rPr>
+        <w:rFonts w:ascii="Wingdings" w:hAnsi="Wingdings" w:hint="default"/>
+      </w:rPr>
+    </w:lvl>
+    <w:lvl w:ilvl="6" w:tplc="04090001" w:tentative="1">
+      <w:start w:val="1"/>
+      <w:numFmt w:val="bullet"/>
+      <w:lvlText w:val=""/>
+      <w:lvlJc w:val="left"/>
+      <w:pPr>
+        <w:ind w:left="5040" w:hanging="360"/>
+      </w:pPr>
+      <w:rPr>
+        <w:rFonts w:ascii="Symbol" w:hAnsi="Symbol" w:hint="default"/>
+      </w:rPr>
+    </w:lvl>
+    <w:lvl w:ilvl="7" w:tplc="04090003" w:tentative="1">
+      <w:start w:val="1"/>
+      <w:numFmt w:val="bullet"/>
+      <w:lvlText w:val="o"/>
+      <w:lvlJc w:val="left"/>
+      <w:pPr>
+        <w:ind w:left="5760" w:hanging="360"/>
+      </w:pPr>
+      <w:rPr>
+        <w:rFonts w:ascii="Courier New" w:hAnsi="Courier New" w:cs="Courier New" w:hint="default"/>
+      </w:rPr>
+    </w:lvl>
+    <w:lvl w:ilvl="8" w:tplc="04090005" w:tentative="1">
+      <w:start w:val="1"/>
+      <w:numFmt w:val="bullet"/>
+      <w:lvlText w:val=""/>
+      <w:lvlJc w:val="left"/>
+      <w:pPr>
+        <w:ind w:left="6480" w:hanging="360"/>
+      </w:pPr>
+      <w:rPr>
+        <w:rFonts w:ascii="Wingdings" w:hAnsi="Wingdings" w:hint="default"/>
+      </w:rPr>
+    </w:lvl>
+  </w:abstractNum>
+  <w:abstractNum w:abstractNumId="15" w15:restartNumberingAfterBreak="0">
+    <w:nsid w:val="47EC5F55"/>
+    <w:multiLevelType w:val="hybridMultilevel"/>
+    <w:tmpl w:val="C20CF6D0"/>
+    <w:lvl w:ilvl="0" w:tplc="FCDC323E">
+      <w:numFmt w:val="bullet"/>
+      <w:lvlText w:val="-"/>
+      <w:lvlJc w:val="left"/>
+      <w:pPr>
+        <w:ind w:left="720" w:hanging="360"/>
+      </w:pPr>
+      <w:rPr>
+        <w:rFonts w:ascii="Cambria" w:eastAsiaTheme="minorEastAsia" w:hAnsi="Cambria" w:cs="Times New Roman" w:hint="default"/>
+      </w:rPr>
+    </w:lvl>
+    <w:lvl w:ilvl="1" w:tplc="04090003" w:tentative="1">
+      <w:start w:val="1"/>
+      <w:numFmt w:val="bullet"/>
+      <w:lvlText w:val="o"/>
+      <w:lvlJc w:val="left"/>
+      <w:pPr>
+        <w:ind w:left="1440" w:hanging="360"/>
+      </w:pPr>
+      <w:rPr>
+        <w:rFonts w:ascii="Courier New" w:hAnsi="Courier New" w:cs="Courier New" w:hint="default"/>
+      </w:rPr>
+    </w:lvl>
+    <w:lvl w:ilvl="2" w:tplc="04090005" w:tentative="1">
+      <w:start w:val="1"/>
+      <w:numFmt w:val="bullet"/>
+      <w:lvlText w:val=""/>
+      <w:lvlJc w:val="left"/>
+      <w:pPr>
+        <w:ind w:left="2160" w:hanging="360"/>
+      </w:pPr>
+      <w:rPr>
+        <w:rFonts w:ascii="Wingdings" w:hAnsi="Wingdings" w:hint="default"/>
+      </w:rPr>
+    </w:lvl>
+    <w:lvl w:ilvl="3" w:tplc="04090001" w:tentative="1">
+      <w:start w:val="1"/>
+      <w:numFmt w:val="bullet"/>
+      <w:lvlText w:val=""/>
+      <w:lvlJc w:val="left"/>
+      <w:pPr>
+        <w:ind w:left="2880" w:hanging="360"/>
+      </w:pPr>
+      <w:rPr>
+        <w:rFonts w:ascii="Symbol" w:hAnsi="Symbol" w:hint="default"/>
+      </w:rPr>
+    </w:lvl>
+    <w:lvl w:ilvl="4" w:tplc="04090003" w:tentative="1">
+      <w:start w:val="1"/>
+      <w:numFmt w:val="bullet"/>
+      <w:lvlText w:val="o"/>
+      <w:lvlJc w:val="left"/>
+      <w:pPr>
+        <w:ind w:left="3600" w:hanging="360"/>
+      </w:pPr>
+      <w:rPr>
+        <w:rFonts w:ascii="Courier New" w:hAnsi="Courier New" w:cs="Courier New" w:hint="default"/>
+      </w:rPr>
+    </w:lvl>
+    <w:lvl w:ilvl="5" w:tplc="04090005" w:tentative="1">
+      <w:start w:val="1"/>
+      <w:numFmt w:val="bullet"/>
+      <w:lvlText w:val=""/>
+      <w:lvlJc w:val="left"/>
+      <w:pPr>
+        <w:ind w:left="4320" w:hanging="360"/>
+      </w:pPr>
+      <w:rPr>
+        <w:rFonts w:ascii="Wingdings" w:hAnsi="Wingdings" w:hint="default"/>
+      </w:rPr>
+    </w:lvl>
+    <w:lvl w:ilvl="6" w:tplc="04090001" w:tentative="1">
+      <w:start w:val="1"/>
+      <w:numFmt w:val="bullet"/>
+      <w:lvlText w:val=""/>
+      <w:lvlJc w:val="left"/>
+      <w:pPr>
+        <w:ind w:left="5040" w:hanging="360"/>
+      </w:pPr>
+      <w:rPr>
+        <w:rFonts w:ascii="Symbol" w:hAnsi="Symbol" w:hint="default"/>
+      </w:rPr>
+    </w:lvl>
+    <w:lvl w:ilvl="7" w:tplc="04090003" w:tentative="1">
+      <w:start w:val="1"/>
+      <w:numFmt w:val="bullet"/>
+      <w:lvlText w:val="o"/>
+      <w:lvlJc w:val="left"/>
+      <w:pPr>
+        <w:ind w:left="5760" w:hanging="360"/>
+      </w:pPr>
+      <w:rPr>
+        <w:rFonts w:ascii="Courier New" w:hAnsi="Courier New" w:cs="Courier New" w:hint="default"/>
+      </w:rPr>
+    </w:lvl>
+    <w:lvl w:ilvl="8" w:tplc="04090005" w:tentative="1">
+      <w:start w:val="1"/>
+      <w:numFmt w:val="bullet"/>
+      <w:lvlText w:val=""/>
+      <w:lvlJc w:val="left"/>
+      <w:pPr>
+        <w:ind w:left="6480" w:hanging="360"/>
+      </w:pPr>
+      <w:rPr>
+        <w:rFonts w:ascii="Wingdings" w:hAnsi="Wingdings" w:hint="default"/>
+      </w:rPr>
+    </w:lvl>
+  </w:abstractNum>
+  <w:abstractNum w:abstractNumId="16" w15:restartNumberingAfterBreak="0">
+    <w:nsid w:val="4B750A02"/>
+    <w:multiLevelType w:val="hybridMultilevel"/>
+    <w:tmpl w:val="5AA00840"/>
+    <w:lvl w:ilvl="0" w:tplc="04090003">
+      <w:start w:val="1"/>
+      <w:numFmt w:val="bullet"/>
+      <w:lvlText w:val="o"/>
+      <w:lvlJc w:val="left"/>
+      <w:pPr>
+        <w:ind w:left="720" w:hanging="360"/>
+      </w:pPr>
+      <w:rPr>
+        <w:rFonts w:ascii="Courier New" w:hAnsi="Courier New" w:cs="Courier New" w:hint="default"/>
+      </w:rPr>
+    </w:lvl>
+    <w:lvl w:ilvl="1" w:tplc="F562506E">
+      <w:numFmt w:val="bullet"/>
+      <w:lvlText w:val="-"/>
+      <w:lvlJc w:val="left"/>
+      <w:pPr>
+        <w:ind w:left="1440" w:hanging="360"/>
+      </w:pPr>
+      <w:rPr>
+        <w:rFonts w:ascii="Cambria" w:eastAsiaTheme="minorEastAsia" w:hAnsi="Cambria" w:cstheme="minorBidi" w:hint="default"/>
+      </w:rPr>
+    </w:lvl>
+    <w:lvl w:ilvl="2" w:tplc="04090005" w:tentative="1">
+      <w:start w:val="1"/>
+      <w:numFmt w:val="bullet"/>
+      <w:lvlText w:val=""/>
+      <w:lvlJc w:val="left"/>
+      <w:pPr>
+        <w:ind w:left="2160" w:hanging="360"/>
+      </w:pPr>
+      <w:rPr>
+        <w:rFonts w:ascii="Wingdings" w:hAnsi="Wingdings" w:hint="default"/>
+      </w:rPr>
+    </w:lvl>
+    <w:lvl w:ilvl="3" w:tplc="04090001" w:tentative="1">
+      <w:start w:val="1"/>
+      <w:numFmt w:val="bullet"/>
+      <w:lvlText w:val=""/>
+      <w:lvlJc w:val="left"/>
+      <w:pPr>
+        <w:ind w:left="2880" w:hanging="360"/>
+      </w:pPr>
+      <w:rPr>
+        <w:rFonts w:ascii="Symbol" w:hAnsi="Symbol" w:hint="default"/>
+      </w:rPr>
+    </w:lvl>
+    <w:lvl w:ilvl="4" w:tplc="04090003" w:tentative="1">
+      <w:start w:val="1"/>
+      <w:numFmt w:val="bullet"/>
+      <w:lvlText w:val="o"/>
+      <w:lvlJc w:val="left"/>
+      <w:pPr>
+        <w:ind w:left="3600" w:hanging="360"/>
+      </w:pPr>
+      <w:rPr>
+        <w:rFonts w:ascii="Courier New" w:hAnsi="Courier New" w:cs="Courier New" w:hint="default"/>
+      </w:rPr>
+    </w:lvl>
+    <w:lvl w:ilvl="5" w:tplc="04090005" w:tentative="1">
+      <w:start w:val="1"/>
+      <w:numFmt w:val="bullet"/>
+      <w:lvlText w:val=""/>
+      <w:lvlJc w:val="left"/>
+      <w:pPr>
+        <w:ind w:left="4320" w:hanging="360"/>
+      </w:pPr>
+      <w:rPr>
+        <w:rFonts w:ascii="Wingdings" w:hAnsi="Wingdings" w:hint="default"/>
+      </w:rPr>
+    </w:lvl>
+    <w:lvl w:ilvl="6" w:tplc="04090001" w:tentative="1">
+      <w:start w:val="1"/>
+      <w:numFmt w:val="bullet"/>
+      <w:lvlText w:val=""/>
+      <w:lvlJc w:val="left"/>
+      <w:pPr>
+        <w:ind w:left="5040" w:hanging="360"/>
+      </w:pPr>
+      <w:rPr>
+        <w:rFonts w:ascii="Symbol" w:hAnsi="Symbol" w:hint="default"/>
+      </w:rPr>
+    </w:lvl>
+    <w:lvl w:ilvl="7" w:tplc="04090003" w:tentative="1">
+      <w:start w:val="1"/>
+      <w:numFmt w:val="bullet"/>
+      <w:lvlText w:val="o"/>
+      <w:lvlJc w:val="left"/>
+      <w:pPr>
+        <w:ind w:left="5760" w:hanging="360"/>
+      </w:pPr>
+      <w:rPr>
+        <w:rFonts w:ascii="Courier New" w:hAnsi="Courier New" w:cs="Courier New" w:hint="default"/>
+      </w:rPr>
+    </w:lvl>
+    <w:lvl w:ilvl="8" w:tplc="04090005" w:tentative="1">
+      <w:start w:val="1"/>
+      <w:numFmt w:val="bullet"/>
+      <w:lvlText w:val=""/>
+      <w:lvlJc w:val="left"/>
+      <w:pPr>
+        <w:ind w:left="6480" w:hanging="360"/>
+      </w:pPr>
+      <w:rPr>
+        <w:rFonts w:ascii="Wingdings" w:hAnsi="Wingdings" w:hint="default"/>
+      </w:rPr>
+    </w:lvl>
+  </w:abstractNum>
+  <w:abstractNum w:abstractNumId="17" w15:restartNumberingAfterBreak="0">
     <w:nsid w:val="50214146"/>
     <w:multiLevelType w:val="hybridMultilevel"/>
     <w:tmpl w:val="9D38EE94"/>
@@ -1506,7 +2304,7 @@
       </w:rPr>
     </w:lvl>
   </w:abstractNum>
-  <w:abstractNum w:abstractNumId="12" w15:restartNumberingAfterBreak="0">
+  <w:abstractNum w:abstractNumId="18" w15:restartNumberingAfterBreak="0">
     <w:nsid w:val="5AA779DE"/>
     <w:multiLevelType w:val="hybridMultilevel"/>
     <w:tmpl w:val="C9C4E24C"/>
@@ -1618,7 +2416,120 @@
       </w:rPr>
     </w:lvl>
   </w:abstractNum>
-  <w:abstractNum w:abstractNumId="13" w15:restartNumberingAfterBreak="0">
+  <w:abstractNum w:abstractNumId="19" w15:restartNumberingAfterBreak="0">
+    <w:nsid w:val="5B726F18"/>
+    <w:multiLevelType w:val="hybridMultilevel"/>
+    <w:tmpl w:val="10B66A22"/>
+    <w:lvl w:ilvl="0" w:tplc="04090005">
+      <w:start w:val="1"/>
+      <w:numFmt w:val="bullet"/>
+      <w:lvlText w:val=""/>
+      <w:lvlJc w:val="left"/>
+      <w:pPr>
+        <w:ind w:left="360" w:hanging="360"/>
+      </w:pPr>
+      <w:rPr>
+        <w:rFonts w:ascii="Wingdings" w:hAnsi="Wingdings" w:hint="default"/>
+      </w:rPr>
+    </w:lvl>
+    <w:lvl w:ilvl="1" w:tplc="FFFFFFFF" w:tentative="1">
+      <w:start w:val="1"/>
+      <w:numFmt w:val="bullet"/>
+      <w:lvlText w:val="o"/>
+      <w:lvlJc w:val="left"/>
+      <w:pPr>
+        <w:ind w:left="1080" w:hanging="360"/>
+      </w:pPr>
+      <w:rPr>
+        <w:rFonts w:ascii="Courier New" w:hAnsi="Courier New" w:cs="Courier New" w:hint="default"/>
+      </w:rPr>
+    </w:lvl>
+    <w:lvl w:ilvl="2" w:tplc="FFFFFFFF" w:tentative="1">
+      <w:start w:val="1"/>
+      <w:numFmt w:val="bullet"/>
+      <w:lvlText w:val=""/>
+      <w:lvlJc w:val="left"/>
+      <w:pPr>
+        <w:ind w:left="1800" w:hanging="360"/>
+      </w:pPr>
+      <w:rPr>
+        <w:rFonts w:ascii="Wingdings" w:hAnsi="Wingdings" w:hint="default"/>
+      </w:rPr>
+    </w:lvl>
+    <w:lvl w:ilvl="3" w:tplc="FFFFFFFF" w:tentative="1">
+      <w:start w:val="1"/>
+      <w:numFmt w:val="bullet"/>
+      <w:lvlText w:val=""/>
+      <w:lvlJc w:val="left"/>
+      <w:pPr>
+        <w:ind w:left="2520" w:hanging="360"/>
+      </w:pPr>
+      <w:rPr>
+        <w:rFonts w:ascii="Symbol" w:hAnsi="Symbol" w:hint="default"/>
+      </w:rPr>
+    </w:lvl>
+    <w:lvl w:ilvl="4" w:tplc="FFFFFFFF" w:tentative="1">
+      <w:start w:val="1"/>
+      <w:numFmt w:val="bullet"/>
+      <w:lvlText w:val="o"/>
+      <w:lvlJc w:val="left"/>
+      <w:pPr>
+        <w:ind w:left="3240" w:hanging="360"/>
+      </w:pPr>
+      <w:rPr>
+        <w:rFonts w:ascii="Courier New" w:hAnsi="Courier New" w:cs="Courier New" w:hint="default"/>
+      </w:rPr>
+    </w:lvl>
+    <w:lvl w:ilvl="5" w:tplc="FFFFFFFF" w:tentative="1">
+      <w:start w:val="1"/>
+      <w:numFmt w:val="bullet"/>
+      <w:lvlText w:val=""/>
+      <w:lvlJc w:val="left"/>
+      <w:pPr>
+        <w:ind w:left="3960" w:hanging="360"/>
+      </w:pPr>
+      <w:rPr>
+        <w:rFonts w:ascii="Wingdings" w:hAnsi="Wingdings" w:hint="default"/>
+      </w:rPr>
+    </w:lvl>
+    <w:lvl w:ilvl="6" w:tplc="FFFFFFFF" w:tentative="1">
+      <w:start w:val="1"/>
+      <w:numFmt w:val="bullet"/>
+      <w:lvlText w:val=""/>
+      <w:lvlJc w:val="left"/>
+      <w:pPr>
+        <w:ind w:left="4680" w:hanging="360"/>
+      </w:pPr>
+      <w:rPr>
+        <w:rFonts w:ascii="Symbol" w:hAnsi="Symbol" w:hint="default"/>
+      </w:rPr>
+    </w:lvl>
+    <w:lvl w:ilvl="7" w:tplc="FFFFFFFF" w:tentative="1">
+      <w:start w:val="1"/>
+      <w:numFmt w:val="bullet"/>
+      <w:lvlText w:val="o"/>
+      <w:lvlJc w:val="left"/>
+      <w:pPr>
+        <w:ind w:left="5400" w:hanging="360"/>
+      </w:pPr>
+      <w:rPr>
+        <w:rFonts w:ascii="Courier New" w:hAnsi="Courier New" w:cs="Courier New" w:hint="default"/>
+      </w:rPr>
+    </w:lvl>
+    <w:lvl w:ilvl="8" w:tplc="FFFFFFFF" w:tentative="1">
+      <w:start w:val="1"/>
+      <w:numFmt w:val="bullet"/>
+      <w:lvlText w:val=""/>
+      <w:lvlJc w:val="left"/>
+      <w:pPr>
+        <w:ind w:left="6120" w:hanging="360"/>
+      </w:pPr>
+      <w:rPr>
+        <w:rFonts w:ascii="Wingdings" w:hAnsi="Wingdings" w:hint="default"/>
+      </w:rPr>
+    </w:lvl>
+  </w:abstractNum>
+  <w:abstractNum w:abstractNumId="20" w15:restartNumberingAfterBreak="0">
     <w:nsid w:val="5DFA125F"/>
     <w:multiLevelType w:val="hybridMultilevel"/>
     <w:tmpl w:val="E1589D10"/>
@@ -1730,7 +2641,120 @@
       </w:rPr>
     </w:lvl>
   </w:abstractNum>
-  <w:abstractNum w:abstractNumId="14" w15:restartNumberingAfterBreak="0">
+  <w:abstractNum w:abstractNumId="21" w15:restartNumberingAfterBreak="0">
+    <w:nsid w:val="5E412EF9"/>
+    <w:multiLevelType w:val="hybridMultilevel"/>
+    <w:tmpl w:val="B94063CC"/>
+    <w:lvl w:ilvl="0" w:tplc="04090005">
+      <w:start w:val="1"/>
+      <w:numFmt w:val="bullet"/>
+      <w:lvlText w:val=""/>
+      <w:lvlJc w:val="left"/>
+      <w:pPr>
+        <w:ind w:left="360" w:hanging="360"/>
+      </w:pPr>
+      <w:rPr>
+        <w:rFonts w:ascii="Wingdings" w:hAnsi="Wingdings" w:hint="default"/>
+      </w:rPr>
+    </w:lvl>
+    <w:lvl w:ilvl="1" w:tplc="FFFFFFFF">
+      <w:start w:val="1"/>
+      <w:numFmt w:val="bullet"/>
+      <w:lvlText w:val="o"/>
+      <w:lvlJc w:val="left"/>
+      <w:pPr>
+        <w:ind w:left="1080" w:hanging="360"/>
+      </w:pPr>
+      <w:rPr>
+        <w:rFonts w:ascii="Courier New" w:hAnsi="Courier New" w:cs="Courier New" w:hint="default"/>
+      </w:rPr>
+    </w:lvl>
+    <w:lvl w:ilvl="2" w:tplc="FFFFFFFF">
+      <w:start w:val="1"/>
+      <w:numFmt w:val="bullet"/>
+      <w:lvlText w:val=""/>
+      <w:lvlJc w:val="left"/>
+      <w:pPr>
+        <w:ind w:left="1800" w:hanging="360"/>
+      </w:pPr>
+      <w:rPr>
+        <w:rFonts w:ascii="Wingdings" w:hAnsi="Wingdings" w:hint="default"/>
+      </w:rPr>
+    </w:lvl>
+    <w:lvl w:ilvl="3" w:tplc="FFFFFFFF">
+      <w:start w:val="1"/>
+      <w:numFmt w:val="bullet"/>
+      <w:lvlText w:val=""/>
+      <w:lvlJc w:val="left"/>
+      <w:pPr>
+        <w:ind w:left="2520" w:hanging="360"/>
+      </w:pPr>
+      <w:rPr>
+        <w:rFonts w:ascii="Symbol" w:hAnsi="Symbol" w:hint="default"/>
+      </w:rPr>
+    </w:lvl>
+    <w:lvl w:ilvl="4" w:tplc="FFFFFFFF" w:tentative="1">
+      <w:start w:val="1"/>
+      <w:numFmt w:val="bullet"/>
+      <w:lvlText w:val="o"/>
+      <w:lvlJc w:val="left"/>
+      <w:pPr>
+        <w:ind w:left="3240" w:hanging="360"/>
+      </w:pPr>
+      <w:rPr>
+        <w:rFonts w:ascii="Courier New" w:hAnsi="Courier New" w:cs="Courier New" w:hint="default"/>
+      </w:rPr>
+    </w:lvl>
+    <w:lvl w:ilvl="5" w:tplc="FFFFFFFF" w:tentative="1">
+      <w:start w:val="1"/>
+      <w:numFmt w:val="bullet"/>
+      <w:lvlText w:val=""/>
+      <w:lvlJc w:val="left"/>
+      <w:pPr>
+        <w:ind w:left="3960" w:hanging="360"/>
+      </w:pPr>
+      <w:rPr>
+        <w:rFonts w:ascii="Wingdings" w:hAnsi="Wingdings" w:hint="default"/>
+      </w:rPr>
+    </w:lvl>
+    <w:lvl w:ilvl="6" w:tplc="FFFFFFFF" w:tentative="1">
+      <w:start w:val="1"/>
+      <w:numFmt w:val="bullet"/>
+      <w:lvlText w:val=""/>
+      <w:lvlJc w:val="left"/>
+      <w:pPr>
+        <w:ind w:left="4680" w:hanging="360"/>
+      </w:pPr>
+      <w:rPr>
+        <w:rFonts w:ascii="Symbol" w:hAnsi="Symbol" w:hint="default"/>
+      </w:rPr>
+    </w:lvl>
+    <w:lvl w:ilvl="7" w:tplc="FFFFFFFF" w:tentative="1">
+      <w:start w:val="1"/>
+      <w:numFmt w:val="bullet"/>
+      <w:lvlText w:val="o"/>
+      <w:lvlJc w:val="left"/>
+      <w:pPr>
+        <w:ind w:left="5400" w:hanging="360"/>
+      </w:pPr>
+      <w:rPr>
+        <w:rFonts w:ascii="Courier New" w:hAnsi="Courier New" w:cs="Courier New" w:hint="default"/>
+      </w:rPr>
+    </w:lvl>
+    <w:lvl w:ilvl="8" w:tplc="FFFFFFFF" w:tentative="1">
+      <w:start w:val="1"/>
+      <w:numFmt w:val="bullet"/>
+      <w:lvlText w:val=""/>
+      <w:lvlJc w:val="left"/>
+      <w:pPr>
+        <w:ind w:left="6120" w:hanging="360"/>
+      </w:pPr>
+      <w:rPr>
+        <w:rFonts w:ascii="Wingdings" w:hAnsi="Wingdings" w:hint="default"/>
+      </w:rPr>
+    </w:lvl>
+  </w:abstractNum>
+  <w:abstractNum w:abstractNumId="22" w15:restartNumberingAfterBreak="0">
     <w:nsid w:val="716205BF"/>
     <w:multiLevelType w:val="hybridMultilevel"/>
     <w:tmpl w:val="BFB05C20"/>
@@ -1842,7 +2866,7 @@
       </w:rPr>
     </w:lvl>
   </w:abstractNum>
-  <w:abstractNum w:abstractNumId="15" w15:restartNumberingAfterBreak="0">
+  <w:abstractNum w:abstractNumId="23" w15:restartNumberingAfterBreak="0">
     <w:nsid w:val="7D9A5B20"/>
     <w:multiLevelType w:val="hybridMultilevel"/>
     <w:tmpl w:val="577A59FE"/>
@@ -1985,21 +3009,45 @@
     <w:abstractNumId w:val="9"/>
   </w:num>
   <w:num w:numId="11" w16cid:durableId="533612631">
-    <w:abstractNumId w:val="11"/>
+    <w:abstractNumId w:val="17"/>
   </w:num>
   <w:num w:numId="12" w16cid:durableId="1153566120">
-    <w:abstractNumId w:val="12"/>
+    <w:abstractNumId w:val="18"/>
   </w:num>
   <w:num w:numId="13" w16cid:durableId="1543907392">
-    <w:abstractNumId w:val="13"/>
+    <w:abstractNumId w:val="20"/>
   </w:num>
   <w:num w:numId="14" w16cid:durableId="130098502">
     <w:abstractNumId w:val="10"/>
   </w:num>
   <w:num w:numId="15" w16cid:durableId="323777882">
+    <w:abstractNumId w:val="22"/>
+  </w:num>
+  <w:num w:numId="16" w16cid:durableId="472411654">
+    <w:abstractNumId w:val="23"/>
+  </w:num>
+  <w:num w:numId="17" w16cid:durableId="1193154849">
+    <w:abstractNumId w:val="13"/>
+  </w:num>
+  <w:num w:numId="18" w16cid:durableId="1510212502">
     <w:abstractNumId w:val="14"/>
   </w:num>
-  <w:num w:numId="16" w16cid:durableId="472411654">
+  <w:num w:numId="19" w16cid:durableId="768693783">
+    <w:abstractNumId w:val="19"/>
+  </w:num>
+  <w:num w:numId="20" w16cid:durableId="1317537740">
+    <w:abstractNumId w:val="16"/>
+  </w:num>
+  <w:num w:numId="21" w16cid:durableId="492186037">
+    <w:abstractNumId w:val="12"/>
+  </w:num>
+  <w:num w:numId="22" w16cid:durableId="940801521">
+    <w:abstractNumId w:val="21"/>
+  </w:num>
+  <w:num w:numId="23" w16cid:durableId="876890287">
+    <w:abstractNumId w:val="11"/>
+  </w:num>
+  <w:num w:numId="24" w16cid:durableId="499858528">
     <w:abstractNumId w:val="15"/>
   </w:num>
 </w:numbering>
@@ -2018,7 +3066,7 @@
     </w:rPrDefault>
     <w:pPrDefault>
       <w:pPr>
-        <w:spacing w:after="200" w:line="276" w:lineRule="auto"/>
+        <w:spacing w:after="80"/>
       </w:pPr>
     </w:pPrDefault>
   </w:docDefaults>
@@ -2394,7 +3442,7 @@
   <w:style w:type="paragraph" w:default="1" w:styleId="Normal">
     <w:name w:val="Normal"/>
     <w:qFormat/>
-    <w:rsid w:val="00FC693F"/>
+    <w:rsid w:val="00293AC2"/>
   </w:style>
   <w:style w:type="paragraph" w:styleId="Heading1">
     <w:name w:val="heading 1"/>
@@ -2403,11 +3451,12 @@
     <w:link w:val="Heading1Char"/>
     <w:uiPriority w:val="9"/>
     <w:qFormat/>
-    <w:rsid w:val="00FC693F"/>
+    <w:rsid w:val="00293AC2"/>
     <w:pPr>
-      <w:keepNext/>
-      <w:keepLines/>
-      <w:spacing w:before="480" w:after="0"/>
+      <w:pBdr>
+        <w:bottom w:val="single" w:sz="12" w:space="1" w:color="365F91" w:themeColor="accent1" w:themeShade="BF"/>
+      </w:pBdr>
+      <w:spacing w:before="600"/>
       <w:outlineLvl w:val="0"/>
     </w:pPr>
     <w:rPr>
@@ -2415,8 +3464,8 @@
       <w:b/>
       <w:bCs/>
       <w:color w:val="365F91" w:themeColor="accent1" w:themeShade="BF"/>
-      <w:sz w:val="28"/>
-      <w:szCs w:val="28"/>
+      <w:sz w:val="24"/>
+      <w:szCs w:val="24"/>
     </w:rPr>
   </w:style>
   <w:style w:type="paragraph" w:styleId="Heading2">
@@ -2427,20 +3476,19 @@
     <w:uiPriority w:val="9"/>
     <w:unhideWhenUsed/>
     <w:qFormat/>
-    <w:rsid w:val="00FC693F"/>
+    <w:rsid w:val="00293AC2"/>
     <w:pPr>
-      <w:keepNext/>
-      <w:keepLines/>
-      <w:spacing w:before="200" w:after="0"/>
+      <w:pBdr>
+        <w:bottom w:val="single" w:sz="8" w:space="1" w:color="4F81BD" w:themeColor="accent1"/>
+      </w:pBdr>
+      <w:spacing w:before="200"/>
       <w:outlineLvl w:val="1"/>
     </w:pPr>
     <w:rPr>
       <w:rFonts w:asciiTheme="majorHAnsi" w:eastAsiaTheme="majorEastAsia" w:hAnsiTheme="majorHAnsi" w:cstheme="majorBidi"/>
-      <w:b/>
-      <w:bCs/>
-      <w:color w:val="4F81BD" w:themeColor="accent1"/>
-      <w:sz w:val="26"/>
-      <w:szCs w:val="26"/>
+      <w:color w:val="365F91" w:themeColor="accent1" w:themeShade="BF"/>
+      <w:sz w:val="24"/>
+      <w:szCs w:val="24"/>
     </w:rPr>
   </w:style>
   <w:style w:type="paragraph" w:styleId="Heading3">
@@ -2451,18 +3499,19 @@
     <w:uiPriority w:val="9"/>
     <w:unhideWhenUsed/>
     <w:qFormat/>
-    <w:rsid w:val="00FC693F"/>
+    <w:rsid w:val="00293AC2"/>
     <w:pPr>
-      <w:keepNext/>
-      <w:keepLines/>
-      <w:spacing w:before="200" w:after="0"/>
+      <w:pBdr>
+        <w:bottom w:val="single" w:sz="4" w:space="1" w:color="95B3D7" w:themeColor="accent1" w:themeTint="99"/>
+      </w:pBdr>
+      <w:spacing w:before="200"/>
       <w:outlineLvl w:val="2"/>
     </w:pPr>
     <w:rPr>
       <w:rFonts w:asciiTheme="majorHAnsi" w:eastAsiaTheme="majorEastAsia" w:hAnsiTheme="majorHAnsi" w:cstheme="majorBidi"/>
-      <w:b/>
-      <w:bCs/>
       <w:color w:val="4F81BD" w:themeColor="accent1"/>
+      <w:sz w:val="24"/>
+      <w:szCs w:val="24"/>
     </w:rPr>
   </w:style>
   <w:style w:type="paragraph" w:styleId="Heading4">
@@ -2474,20 +3523,21 @@
     <w:semiHidden/>
     <w:unhideWhenUsed/>
     <w:qFormat/>
-    <w:rsid w:val="00FC693F"/>
+    <w:rsid w:val="00293AC2"/>
     <w:pPr>
-      <w:keepNext/>
-      <w:keepLines/>
-      <w:spacing w:before="200" w:after="0"/>
+      <w:pBdr>
+        <w:bottom w:val="single" w:sz="4" w:space="2" w:color="B8CCE4" w:themeColor="accent1" w:themeTint="66"/>
+      </w:pBdr>
+      <w:spacing w:before="200"/>
       <w:outlineLvl w:val="3"/>
     </w:pPr>
     <w:rPr>
       <w:rFonts w:asciiTheme="majorHAnsi" w:eastAsiaTheme="majorEastAsia" w:hAnsiTheme="majorHAnsi" w:cstheme="majorBidi"/>
-      <w:b/>
-      <w:bCs/>
       <w:i/>
       <w:iCs/>
       <w:color w:val="4F81BD" w:themeColor="accent1"/>
+      <w:sz w:val="24"/>
+      <w:szCs w:val="24"/>
     </w:rPr>
   </w:style>
   <w:style w:type="paragraph" w:styleId="Heading5">
@@ -2499,16 +3549,14 @@
     <w:semiHidden/>
     <w:unhideWhenUsed/>
     <w:qFormat/>
-    <w:rsid w:val="00FC693F"/>
+    <w:rsid w:val="00293AC2"/>
     <w:pPr>
-      <w:keepNext/>
-      <w:keepLines/>
-      <w:spacing w:before="200" w:after="0"/>
+      <w:spacing w:before="200"/>
       <w:outlineLvl w:val="4"/>
     </w:pPr>
     <w:rPr>
       <w:rFonts w:asciiTheme="majorHAnsi" w:eastAsiaTheme="majorEastAsia" w:hAnsiTheme="majorHAnsi" w:cstheme="majorBidi"/>
-      <w:color w:val="243F60" w:themeColor="accent1" w:themeShade="7F"/>
+      <w:color w:val="4F81BD" w:themeColor="accent1"/>
     </w:rPr>
   </w:style>
   <w:style w:type="paragraph" w:styleId="Heading6">
@@ -2520,18 +3568,16 @@
     <w:semiHidden/>
     <w:unhideWhenUsed/>
     <w:qFormat/>
-    <w:rsid w:val="00FC693F"/>
+    <w:rsid w:val="00293AC2"/>
     <w:pPr>
-      <w:keepNext/>
-      <w:keepLines/>
-      <w:spacing w:before="200" w:after="0"/>
+      <w:spacing w:before="280" w:after="100"/>
       <w:outlineLvl w:val="5"/>
     </w:pPr>
     <w:rPr>
       <w:rFonts w:asciiTheme="majorHAnsi" w:eastAsiaTheme="majorEastAsia" w:hAnsiTheme="majorHAnsi" w:cstheme="majorBidi"/>
       <w:i/>
       <w:iCs/>
-      <w:color w:val="243F60" w:themeColor="accent1" w:themeShade="7F"/>
+      <w:color w:val="4F81BD" w:themeColor="accent1"/>
     </w:rPr>
   </w:style>
   <w:style w:type="paragraph" w:styleId="Heading7">
@@ -2543,18 +3589,18 @@
     <w:semiHidden/>
     <w:unhideWhenUsed/>
     <w:qFormat/>
-    <w:rsid w:val="00FC693F"/>
+    <w:rsid w:val="00293AC2"/>
     <w:pPr>
-      <w:keepNext/>
-      <w:keepLines/>
-      <w:spacing w:before="200" w:after="0"/>
+      <w:spacing w:before="320" w:after="100"/>
       <w:outlineLvl w:val="6"/>
     </w:pPr>
     <w:rPr>
       <w:rFonts w:asciiTheme="majorHAnsi" w:eastAsiaTheme="majorEastAsia" w:hAnsiTheme="majorHAnsi" w:cstheme="majorBidi"/>
-      <w:i/>
-      <w:iCs/>
-      <w:color w:val="404040" w:themeColor="text1" w:themeTint="BF"/>
+      <w:b/>
+      <w:bCs/>
+      <w:color w:val="9BBB59" w:themeColor="accent3"/>
+      <w:sz w:val="20"/>
+      <w:szCs w:val="20"/>
     </w:rPr>
   </w:style>
   <w:style w:type="paragraph" w:styleId="Heading8">
@@ -2566,16 +3612,18 @@
     <w:semiHidden/>
     <w:unhideWhenUsed/>
     <w:qFormat/>
-    <w:rsid w:val="00FC693F"/>
+    <w:rsid w:val="00293AC2"/>
     <w:pPr>
-      <w:keepNext/>
-      <w:keepLines/>
-      <w:spacing w:before="200" w:after="0"/>
+      <w:spacing w:before="320" w:after="100"/>
       <w:outlineLvl w:val="7"/>
     </w:pPr>
     <w:rPr>
       <w:rFonts w:asciiTheme="majorHAnsi" w:eastAsiaTheme="majorEastAsia" w:hAnsiTheme="majorHAnsi" w:cstheme="majorBidi"/>
-      <w:color w:val="4F81BD" w:themeColor="accent1"/>
+      <w:b/>
+      <w:bCs/>
+      <w:i/>
+      <w:iCs/>
+      <w:color w:val="9BBB59" w:themeColor="accent3"/>
       <w:sz w:val="20"/>
       <w:szCs w:val="20"/>
     </w:rPr>
@@ -2589,18 +3637,16 @@
     <w:semiHidden/>
     <w:unhideWhenUsed/>
     <w:qFormat/>
-    <w:rsid w:val="00FC693F"/>
+    <w:rsid w:val="00293AC2"/>
     <w:pPr>
-      <w:keepNext/>
-      <w:keepLines/>
-      <w:spacing w:before="200" w:after="0"/>
+      <w:spacing w:before="320" w:after="100"/>
       <w:outlineLvl w:val="8"/>
     </w:pPr>
     <w:rPr>
       <w:rFonts w:asciiTheme="majorHAnsi" w:eastAsiaTheme="majorEastAsia" w:hAnsiTheme="majorHAnsi" w:cstheme="majorBidi"/>
       <w:i/>
       <w:iCs/>
-      <w:color w:val="404040" w:themeColor="text1" w:themeTint="BF"/>
+      <w:color w:val="9BBB59" w:themeColor="accent3"/>
       <w:sz w:val="20"/>
       <w:szCs w:val="20"/>
     </w:rPr>
@@ -2608,6 +3654,7 @@
   <w:style w:type="character" w:default="1" w:styleId="DefaultParagraphFont">
     <w:name w:val="Default Paragraph Font"/>
     <w:uiPriority w:val="1"/>
+    <w:semiHidden/>
     <w:unhideWhenUsed/>
   </w:style>
   <w:style w:type="table" w:default="1" w:styleId="TableNormal">
@@ -2643,7 +3690,7 @@
         <w:tab w:val="center" w:pos="4680"/>
         <w:tab w:val="right" w:pos="9360"/>
       </w:tabs>
-      <w:spacing w:after="0" w:line="240" w:lineRule="auto"/>
+      <w:spacing w:after="0"/>
     </w:pPr>
   </w:style>
   <w:style w:type="character" w:customStyle="1" w:styleId="HeaderChar">
@@ -2665,7 +3712,7 @@
         <w:tab w:val="center" w:pos="4680"/>
         <w:tab w:val="right" w:pos="9360"/>
       </w:tabs>
-      <w:spacing w:after="0" w:line="240" w:lineRule="auto"/>
+      <w:spacing w:after="0"/>
     </w:pPr>
   </w:style>
   <w:style w:type="character" w:customStyle="1" w:styleId="FooterChar">
@@ -2677,26 +3724,25 @@
   </w:style>
   <w:style w:type="paragraph" w:styleId="NoSpacing">
     <w:name w:val="No Spacing"/>
+    <w:basedOn w:val="Normal"/>
+    <w:link w:val="NoSpacingChar"/>
     <w:uiPriority w:val="1"/>
     <w:qFormat/>
-    <w:rsid w:val="00FC693F"/>
-    <w:pPr>
-      <w:spacing w:after="0" w:line="240" w:lineRule="auto"/>
-    </w:pPr>
+    <w:rsid w:val="00293AC2"/>
   </w:style>
   <w:style w:type="character" w:customStyle="1" w:styleId="Heading1Char">
     <w:name w:val="Heading 1 Char"/>
     <w:basedOn w:val="DefaultParagraphFont"/>
     <w:link w:val="Heading1"/>
     <w:uiPriority w:val="9"/>
-    <w:rsid w:val="00FC693F"/>
+    <w:rsid w:val="00293AC2"/>
     <w:rPr>
       <w:rFonts w:asciiTheme="majorHAnsi" w:eastAsiaTheme="majorEastAsia" w:hAnsiTheme="majorHAnsi" w:cstheme="majorBidi"/>
       <w:b/>
       <w:bCs/>
       <w:color w:val="365F91" w:themeColor="accent1" w:themeShade="BF"/>
-      <w:sz w:val="28"/>
-      <w:szCs w:val="28"/>
+      <w:sz w:val="24"/>
+      <w:szCs w:val="24"/>
     </w:rPr>
   </w:style>
   <w:style w:type="character" w:customStyle="1" w:styleId="Heading2Char">
@@ -2704,14 +3750,12 @@
     <w:basedOn w:val="DefaultParagraphFont"/>
     <w:link w:val="Heading2"/>
     <w:uiPriority w:val="9"/>
-    <w:rsid w:val="00FC693F"/>
+    <w:rsid w:val="00293AC2"/>
     <w:rPr>
       <w:rFonts w:asciiTheme="majorHAnsi" w:eastAsiaTheme="majorEastAsia" w:hAnsiTheme="majorHAnsi" w:cstheme="majorBidi"/>
-      <w:b/>
-      <w:bCs/>
-      <w:color w:val="4F81BD" w:themeColor="accent1"/>
-      <w:sz w:val="26"/>
-      <w:szCs w:val="26"/>
+      <w:color w:val="365F91" w:themeColor="accent1" w:themeShade="BF"/>
+      <w:sz w:val="24"/>
+      <w:szCs w:val="24"/>
     </w:rPr>
   </w:style>
   <w:style w:type="character" w:customStyle="1" w:styleId="Heading3Char">
@@ -2719,12 +3763,12 @@
     <w:basedOn w:val="DefaultParagraphFont"/>
     <w:link w:val="Heading3"/>
     <w:uiPriority w:val="9"/>
-    <w:rsid w:val="00FC693F"/>
+    <w:rsid w:val="00293AC2"/>
     <w:rPr>
       <w:rFonts w:asciiTheme="majorHAnsi" w:eastAsiaTheme="majorEastAsia" w:hAnsiTheme="majorHAnsi" w:cstheme="majorBidi"/>
-      <w:b/>
-      <w:bCs/>
       <w:color w:val="4F81BD" w:themeColor="accent1"/>
+      <w:sz w:val="24"/>
+      <w:szCs w:val="24"/>
     </w:rPr>
   </w:style>
   <w:style w:type="paragraph" w:styleId="Title">
@@ -2734,21 +3778,21 @@
     <w:link w:val="TitleChar"/>
     <w:uiPriority w:val="10"/>
     <w:qFormat/>
-    <w:rsid w:val="00FC693F"/>
+    <w:rsid w:val="00293AC2"/>
     <w:pPr>
       <w:pBdr>
-        <w:bottom w:val="single" w:sz="8" w:space="4" w:color="4F81BD" w:themeColor="accent1"/>
+        <w:top w:val="single" w:sz="8" w:space="10" w:color="A7BFDE" w:themeColor="accent1" w:themeTint="7F"/>
+        <w:bottom w:val="single" w:sz="24" w:space="15" w:color="9BBB59" w:themeColor="accent3"/>
       </w:pBdr>
-      <w:spacing w:after="300" w:line="240" w:lineRule="auto"/>
-      <w:contextualSpacing/>
+      <w:jc w:val="center"/>
     </w:pPr>
     <w:rPr>
       <w:rFonts w:asciiTheme="majorHAnsi" w:eastAsiaTheme="majorEastAsia" w:hAnsiTheme="majorHAnsi" w:cstheme="majorBidi"/>
-      <w:color w:val="17365D" w:themeColor="text2" w:themeShade="BF"/>
-      <w:spacing w:val="5"/>
-      <w:kern w:val="28"/>
-      <w:sz w:val="52"/>
-      <w:szCs w:val="52"/>
+      <w:i/>
+      <w:iCs/>
+      <w:color w:val="243F60" w:themeColor="accent1" w:themeShade="7F"/>
+      <w:sz w:val="60"/>
+      <w:szCs w:val="60"/>
     </w:rPr>
   </w:style>
   <w:style w:type="character" w:customStyle="1" w:styleId="TitleChar">
@@ -2756,14 +3800,14 @@
     <w:basedOn w:val="DefaultParagraphFont"/>
     <w:link w:val="Title"/>
     <w:uiPriority w:val="10"/>
-    <w:rsid w:val="00FC693F"/>
+    <w:rsid w:val="00293AC2"/>
     <w:rPr>
       <w:rFonts w:asciiTheme="majorHAnsi" w:eastAsiaTheme="majorEastAsia" w:hAnsiTheme="majorHAnsi" w:cstheme="majorBidi"/>
-      <w:color w:val="17365D" w:themeColor="text2" w:themeShade="BF"/>
-      <w:spacing w:val="5"/>
-      <w:kern w:val="28"/>
-      <w:sz w:val="52"/>
-      <w:szCs w:val="52"/>
+      <w:i/>
+      <w:iCs/>
+      <w:color w:val="243F60" w:themeColor="accent1" w:themeShade="7F"/>
+      <w:sz w:val="60"/>
+      <w:szCs w:val="60"/>
     </w:rPr>
   </w:style>
   <w:style w:type="paragraph" w:styleId="Subtitle">
@@ -2773,18 +3817,14 @@
     <w:link w:val="SubtitleChar"/>
     <w:uiPriority w:val="11"/>
     <w:qFormat/>
-    <w:rsid w:val="00FC693F"/>
+    <w:rsid w:val="00293AC2"/>
     <w:pPr>
-      <w:numPr>
-        <w:ilvl w:val="1"/>
-      </w:numPr>
+      <w:spacing w:before="200" w:after="900"/>
+      <w:jc w:val="right"/>
     </w:pPr>
     <w:rPr>
-      <w:rFonts w:asciiTheme="majorHAnsi" w:eastAsiaTheme="majorEastAsia" w:hAnsiTheme="majorHAnsi" w:cstheme="majorBidi"/>
       <w:i/>
       <w:iCs/>
-      <w:color w:val="4F81BD" w:themeColor="accent1"/>
-      <w:spacing w:val="15"/>
       <w:sz w:val="24"/>
       <w:szCs w:val="24"/>
     </w:rPr>
@@ -2794,13 +3834,10 @@
     <w:basedOn w:val="DefaultParagraphFont"/>
     <w:link w:val="Subtitle"/>
     <w:uiPriority w:val="11"/>
-    <w:rsid w:val="00FC693F"/>
+    <w:rsid w:val="00293AC2"/>
     <w:rPr>
-      <w:rFonts w:asciiTheme="majorHAnsi" w:eastAsiaTheme="majorEastAsia" w:hAnsiTheme="majorHAnsi" w:cstheme="majorBidi"/>
       <w:i/>
       <w:iCs/>
-      <w:color w:val="4F81BD" w:themeColor="accent1"/>
-      <w:spacing w:val="15"/>
       <w:sz w:val="24"/>
       <w:szCs w:val="24"/>
     </w:rPr>
@@ -2810,7 +3847,7 @@
     <w:basedOn w:val="Normal"/>
     <w:uiPriority w:val="34"/>
     <w:qFormat/>
-    <w:rsid w:val="00FC693F"/>
+    <w:rsid w:val="00293AC2"/>
     <w:pPr>
       <w:ind w:left="720"/>
       <w:contextualSpacing/>
@@ -3067,11 +4104,12 @@
     <w:link w:val="QuoteChar"/>
     <w:uiPriority w:val="29"/>
     <w:qFormat/>
-    <w:rsid w:val="00FC693F"/>
+    <w:rsid w:val="00293AC2"/>
     <w:rPr>
+      <w:rFonts w:asciiTheme="majorHAnsi" w:eastAsiaTheme="majorEastAsia" w:hAnsiTheme="majorHAnsi" w:cstheme="majorBidi"/>
       <w:i/>
       <w:iCs/>
-      <w:color w:val="000000" w:themeColor="text1"/>
+      <w:color w:val="5A5A5A" w:themeColor="text1" w:themeTint="A5"/>
     </w:rPr>
   </w:style>
   <w:style w:type="character" w:customStyle="1" w:styleId="QuoteChar">
@@ -3079,11 +4117,12 @@
     <w:basedOn w:val="DefaultParagraphFont"/>
     <w:link w:val="Quote"/>
     <w:uiPriority w:val="29"/>
-    <w:rsid w:val="00FC693F"/>
+    <w:rsid w:val="00293AC2"/>
     <w:rPr>
+      <w:rFonts w:asciiTheme="majorHAnsi" w:eastAsiaTheme="majorEastAsia" w:hAnsiTheme="majorHAnsi" w:cstheme="majorBidi"/>
       <w:i/>
       <w:iCs/>
-      <w:color w:val="000000" w:themeColor="text1"/>
+      <w:color w:val="5A5A5A" w:themeColor="text1" w:themeTint="A5"/>
     </w:rPr>
   </w:style>
   <w:style w:type="character" w:customStyle="1" w:styleId="Heading4Char">
@@ -3092,66 +4131,72 @@
     <w:link w:val="Heading4"/>
     <w:uiPriority w:val="9"/>
     <w:semiHidden/>
-    <w:rsid w:val="00FC693F"/>
+    <w:rsid w:val="00293AC2"/>
+    <w:rPr>
+      <w:rFonts w:asciiTheme="majorHAnsi" w:eastAsiaTheme="majorEastAsia" w:hAnsiTheme="majorHAnsi" w:cstheme="majorBidi"/>
+      <w:i/>
+      <w:iCs/>
+      <w:color w:val="4F81BD" w:themeColor="accent1"/>
+      <w:sz w:val="24"/>
+      <w:szCs w:val="24"/>
+    </w:rPr>
+  </w:style>
+  <w:style w:type="character" w:customStyle="1" w:styleId="Heading5Char">
+    <w:name w:val="Heading 5 Char"/>
+    <w:basedOn w:val="DefaultParagraphFont"/>
+    <w:link w:val="Heading5"/>
+    <w:uiPriority w:val="9"/>
+    <w:semiHidden/>
+    <w:rsid w:val="00293AC2"/>
+    <w:rPr>
+      <w:rFonts w:asciiTheme="majorHAnsi" w:eastAsiaTheme="majorEastAsia" w:hAnsiTheme="majorHAnsi" w:cstheme="majorBidi"/>
+      <w:color w:val="4F81BD" w:themeColor="accent1"/>
+    </w:rPr>
+  </w:style>
+  <w:style w:type="character" w:customStyle="1" w:styleId="Heading6Char">
+    <w:name w:val="Heading 6 Char"/>
+    <w:basedOn w:val="DefaultParagraphFont"/>
+    <w:link w:val="Heading6"/>
+    <w:uiPriority w:val="9"/>
+    <w:semiHidden/>
+    <w:rsid w:val="00293AC2"/>
+    <w:rPr>
+      <w:rFonts w:asciiTheme="majorHAnsi" w:eastAsiaTheme="majorEastAsia" w:hAnsiTheme="majorHAnsi" w:cstheme="majorBidi"/>
+      <w:i/>
+      <w:iCs/>
+      <w:color w:val="4F81BD" w:themeColor="accent1"/>
+    </w:rPr>
+  </w:style>
+  <w:style w:type="character" w:customStyle="1" w:styleId="Heading7Char">
+    <w:name w:val="Heading 7 Char"/>
+    <w:basedOn w:val="DefaultParagraphFont"/>
+    <w:link w:val="Heading7"/>
+    <w:uiPriority w:val="9"/>
+    <w:semiHidden/>
+    <w:rsid w:val="00293AC2"/>
+    <w:rPr>
+      <w:rFonts w:asciiTheme="majorHAnsi" w:eastAsiaTheme="majorEastAsia" w:hAnsiTheme="majorHAnsi" w:cstheme="majorBidi"/>
+      <w:b/>
+      <w:bCs/>
+      <w:color w:val="9BBB59" w:themeColor="accent3"/>
+      <w:sz w:val="20"/>
+      <w:szCs w:val="20"/>
+    </w:rPr>
+  </w:style>
+  <w:style w:type="character" w:customStyle="1" w:styleId="Heading8Char">
+    <w:name w:val="Heading 8 Char"/>
+    <w:basedOn w:val="DefaultParagraphFont"/>
+    <w:link w:val="Heading8"/>
+    <w:uiPriority w:val="9"/>
+    <w:semiHidden/>
+    <w:rsid w:val="00293AC2"/>
     <w:rPr>
       <w:rFonts w:asciiTheme="majorHAnsi" w:eastAsiaTheme="majorEastAsia" w:hAnsiTheme="majorHAnsi" w:cstheme="majorBidi"/>
       <w:b/>
       <w:bCs/>
       <w:i/>
       <w:iCs/>
-      <w:color w:val="4F81BD" w:themeColor="accent1"/>
-    </w:rPr>
-  </w:style>
-  <w:style w:type="character" w:customStyle="1" w:styleId="Heading5Char">
-    <w:name w:val="Heading 5 Char"/>
-    <w:basedOn w:val="DefaultParagraphFont"/>
-    <w:link w:val="Heading5"/>
-    <w:uiPriority w:val="9"/>
-    <w:semiHidden/>
-    <w:rsid w:val="00FC693F"/>
-    <w:rPr>
-      <w:rFonts w:asciiTheme="majorHAnsi" w:eastAsiaTheme="majorEastAsia" w:hAnsiTheme="majorHAnsi" w:cstheme="majorBidi"/>
-      <w:color w:val="243F60" w:themeColor="accent1" w:themeShade="7F"/>
-    </w:rPr>
-  </w:style>
-  <w:style w:type="character" w:customStyle="1" w:styleId="Heading6Char">
-    <w:name w:val="Heading 6 Char"/>
-    <w:basedOn w:val="DefaultParagraphFont"/>
-    <w:link w:val="Heading6"/>
-    <w:uiPriority w:val="9"/>
-    <w:semiHidden/>
-    <w:rsid w:val="00FC693F"/>
-    <w:rPr>
-      <w:rFonts w:asciiTheme="majorHAnsi" w:eastAsiaTheme="majorEastAsia" w:hAnsiTheme="majorHAnsi" w:cstheme="majorBidi"/>
-      <w:i/>
-      <w:iCs/>
-      <w:color w:val="243F60" w:themeColor="accent1" w:themeShade="7F"/>
-    </w:rPr>
-  </w:style>
-  <w:style w:type="character" w:customStyle="1" w:styleId="Heading7Char">
-    <w:name w:val="Heading 7 Char"/>
-    <w:basedOn w:val="DefaultParagraphFont"/>
-    <w:link w:val="Heading7"/>
-    <w:uiPriority w:val="9"/>
-    <w:semiHidden/>
-    <w:rsid w:val="00FC693F"/>
-    <w:rPr>
-      <w:rFonts w:asciiTheme="majorHAnsi" w:eastAsiaTheme="majorEastAsia" w:hAnsiTheme="majorHAnsi" w:cstheme="majorBidi"/>
-      <w:i/>
-      <w:iCs/>
-      <w:color w:val="404040" w:themeColor="text1" w:themeTint="BF"/>
-    </w:rPr>
-  </w:style>
-  <w:style w:type="character" w:customStyle="1" w:styleId="Heading8Char">
-    <w:name w:val="Heading 8 Char"/>
-    <w:basedOn w:val="DefaultParagraphFont"/>
-    <w:link w:val="Heading8"/>
-    <w:uiPriority w:val="9"/>
-    <w:semiHidden/>
-    <w:rsid w:val="00FC693F"/>
-    <w:rPr>
-      <w:rFonts w:asciiTheme="majorHAnsi" w:eastAsiaTheme="majorEastAsia" w:hAnsiTheme="majorHAnsi" w:cstheme="majorBidi"/>
-      <w:color w:val="4F81BD" w:themeColor="accent1"/>
+      <w:color w:val="9BBB59" w:themeColor="accent3"/>
       <w:sz w:val="20"/>
       <w:szCs w:val="20"/>
     </w:rPr>
@@ -3162,12 +4207,12 @@
     <w:link w:val="Heading9"/>
     <w:uiPriority w:val="9"/>
     <w:semiHidden/>
-    <w:rsid w:val="00FC693F"/>
+    <w:rsid w:val="00293AC2"/>
     <w:rPr>
       <w:rFonts w:asciiTheme="majorHAnsi" w:eastAsiaTheme="majorEastAsia" w:hAnsiTheme="majorHAnsi" w:cstheme="majorBidi"/>
       <w:i/>
       <w:iCs/>
-      <w:color w:val="404040" w:themeColor="text1" w:themeTint="BF"/>
+      <w:color w:val="9BBB59" w:themeColor="accent3"/>
       <w:sz w:val="20"/>
       <w:szCs w:val="20"/>
     </w:rPr>
@@ -3180,14 +4225,10 @@
     <w:semiHidden/>
     <w:unhideWhenUsed/>
     <w:qFormat/>
-    <w:rsid w:val="00FC693F"/>
-    <w:pPr>
-      <w:spacing w:line="240" w:lineRule="auto"/>
-    </w:pPr>
+    <w:rsid w:val="00293AC2"/>
     <w:rPr>
       <w:b/>
       <w:bCs/>
-      <w:color w:val="4F81BD" w:themeColor="accent1"/>
       <w:sz w:val="18"/>
       <w:szCs w:val="18"/>
     </w:rPr>
@@ -3197,21 +4238,24 @@
     <w:basedOn w:val="DefaultParagraphFont"/>
     <w:uiPriority w:val="22"/>
     <w:qFormat/>
-    <w:rsid w:val="00FC693F"/>
+    <w:rsid w:val="00293AC2"/>
     <w:rPr>
       <w:b/>
       <w:bCs/>
+      <w:spacing w:val="0"/>
     </w:rPr>
   </w:style>
   <w:style w:type="character" w:styleId="Emphasis">
     <w:name w:val="Emphasis"/>
-    <w:basedOn w:val="DefaultParagraphFont"/>
     <w:uiPriority w:val="20"/>
     <w:qFormat/>
-    <w:rsid w:val="00FC693F"/>
+    <w:rsid w:val="00293AC2"/>
     <w:rPr>
+      <w:b/>
+      <w:bCs/>
       <w:i/>
       <w:iCs/>
+      <w:color w:val="5A5A5A" w:themeColor="text1" w:themeTint="A5"/>
     </w:rPr>
   </w:style>
   <w:style w:type="paragraph" w:styleId="IntenseQuote">
@@ -3221,72 +4265,77 @@
     <w:link w:val="IntenseQuoteChar"/>
     <w:uiPriority w:val="30"/>
     <w:qFormat/>
-    <w:rsid w:val="00FC693F"/>
+    <w:rsid w:val="00293AC2"/>
     <w:pPr>
       <w:pBdr>
-        <w:bottom w:val="single" w:sz="4" w:space="4" w:color="4F81BD" w:themeColor="accent1"/>
+        <w:top w:val="single" w:sz="12" w:space="10" w:color="B8CCE4" w:themeColor="accent1" w:themeTint="66"/>
+        <w:left w:val="single" w:sz="36" w:space="4" w:color="4F81BD" w:themeColor="accent1"/>
+        <w:bottom w:val="single" w:sz="24" w:space="10" w:color="9BBB59" w:themeColor="accent3"/>
+        <w:right w:val="single" w:sz="36" w:space="4" w:color="4F81BD" w:themeColor="accent1"/>
       </w:pBdr>
-      <w:spacing w:before="200" w:after="280"/>
-      <w:ind w:left="936" w:right="936"/>
+      <w:shd w:val="clear" w:color="auto" w:fill="4F81BD" w:themeFill="accent1"/>
+      <w:spacing w:before="320" w:after="320" w:line="300" w:lineRule="auto"/>
+      <w:ind w:left="1440" w:right="1440"/>
     </w:pPr>
+    <w:rPr>
+      <w:rFonts w:asciiTheme="majorHAnsi" w:eastAsiaTheme="majorEastAsia" w:hAnsiTheme="majorHAnsi" w:cstheme="majorBidi"/>
+      <w:i/>
+      <w:iCs/>
+      <w:color w:val="FFFFFF" w:themeColor="background1"/>
+      <w:sz w:val="24"/>
+      <w:szCs w:val="24"/>
+    </w:rPr>
+  </w:style>
+  <w:style w:type="character" w:customStyle="1" w:styleId="IntenseQuoteChar">
+    <w:name w:val="Intense Quote Char"/>
+    <w:basedOn w:val="DefaultParagraphFont"/>
+    <w:link w:val="IntenseQuote"/>
+    <w:uiPriority w:val="30"/>
+    <w:rsid w:val="00293AC2"/>
+    <w:rPr>
+      <w:rFonts w:asciiTheme="majorHAnsi" w:eastAsiaTheme="majorEastAsia" w:hAnsiTheme="majorHAnsi" w:cstheme="majorBidi"/>
+      <w:i/>
+      <w:iCs/>
+      <w:color w:val="FFFFFF" w:themeColor="background1"/>
+      <w:sz w:val="24"/>
+      <w:szCs w:val="24"/>
+      <w:shd w:val="clear" w:color="auto" w:fill="4F81BD" w:themeFill="accent1"/>
+    </w:rPr>
+  </w:style>
+  <w:style w:type="character" w:styleId="SubtleEmphasis">
+    <w:name w:val="Subtle Emphasis"/>
+    <w:uiPriority w:val="19"/>
+    <w:qFormat/>
+    <w:rsid w:val="00293AC2"/>
+    <w:rPr>
+      <w:i/>
+      <w:iCs/>
+      <w:color w:val="5A5A5A" w:themeColor="text1" w:themeTint="A5"/>
+    </w:rPr>
+  </w:style>
+  <w:style w:type="character" w:styleId="IntenseEmphasis">
+    <w:name w:val="Intense Emphasis"/>
+    <w:uiPriority w:val="21"/>
+    <w:qFormat/>
+    <w:rsid w:val="00293AC2"/>
     <w:rPr>
       <w:b/>
       <w:bCs/>
       <w:i/>
       <w:iCs/>
       <w:color w:val="4F81BD" w:themeColor="accent1"/>
-    </w:rPr>
-  </w:style>
-  <w:style w:type="character" w:customStyle="1" w:styleId="IntenseQuoteChar">
-    <w:name w:val="Intense Quote Char"/>
-    <w:basedOn w:val="DefaultParagraphFont"/>
-    <w:link w:val="IntenseQuote"/>
-    <w:uiPriority w:val="30"/>
-    <w:rsid w:val="00FC693F"/>
-    <w:rPr>
-      <w:b/>
-      <w:bCs/>
-      <w:i/>
-      <w:iCs/>
-      <w:color w:val="4F81BD" w:themeColor="accent1"/>
-    </w:rPr>
-  </w:style>
-  <w:style w:type="character" w:styleId="SubtleEmphasis">
-    <w:name w:val="Subtle Emphasis"/>
-    <w:basedOn w:val="DefaultParagraphFont"/>
-    <w:uiPriority w:val="19"/>
-    <w:qFormat/>
-    <w:rsid w:val="00FC693F"/>
-    <w:rPr>
-      <w:i/>
-      <w:iCs/>
-      <w:color w:val="808080" w:themeColor="text1" w:themeTint="7F"/>
-    </w:rPr>
-  </w:style>
-  <w:style w:type="character" w:styleId="IntenseEmphasis">
-    <w:name w:val="Intense Emphasis"/>
-    <w:basedOn w:val="DefaultParagraphFont"/>
-    <w:uiPriority w:val="21"/>
-    <w:qFormat/>
-    <w:rsid w:val="00FC693F"/>
-    <w:rPr>
-      <w:b/>
-      <w:bCs/>
-      <w:i/>
-      <w:iCs/>
-      <w:color w:val="4F81BD" w:themeColor="accent1"/>
+      <w:sz w:val="22"/>
+      <w:szCs w:val="22"/>
     </w:rPr>
   </w:style>
   <w:style w:type="character" w:styleId="SubtleReference">
     <w:name w:val="Subtle Reference"/>
-    <w:basedOn w:val="DefaultParagraphFont"/>
     <w:uiPriority w:val="31"/>
     <w:qFormat/>
-    <w:rsid w:val="00FC693F"/>
+    <w:rsid w:val="00293AC2"/>
     <w:rPr>
-      <w:smallCaps/>
-      <w:color w:val="C0504D" w:themeColor="accent2"/>
-      <w:u w:val="single"/>
+      <w:color w:val="auto"/>
+      <w:u w:val="single" w:color="9BBB59" w:themeColor="accent3"/>
     </w:rPr>
   </w:style>
   <w:style w:type="character" w:styleId="IntenseReference">
@@ -3294,14 +4343,12 @@
     <w:basedOn w:val="DefaultParagraphFont"/>
     <w:uiPriority w:val="32"/>
     <w:qFormat/>
-    <w:rsid w:val="00FC693F"/>
+    <w:rsid w:val="00293AC2"/>
     <w:rPr>
       <w:b/>
       <w:bCs/>
-      <w:smallCaps/>
-      <w:color w:val="C0504D" w:themeColor="accent2"/>
-      <w:spacing w:val="5"/>
-      <w:u w:val="single"/>
+      <w:color w:val="76923C" w:themeColor="accent3" w:themeShade="BF"/>
+      <w:u w:val="single" w:color="9BBB59" w:themeColor="accent3"/>
     </w:rPr>
   </w:style>
   <w:style w:type="character" w:styleId="BookTitle">
@@ -3309,12 +4356,14 @@
     <w:basedOn w:val="DefaultParagraphFont"/>
     <w:uiPriority w:val="33"/>
     <w:qFormat/>
-    <w:rsid w:val="00FC693F"/>
+    <w:rsid w:val="00293AC2"/>
     <w:rPr>
+      <w:rFonts w:asciiTheme="majorHAnsi" w:eastAsiaTheme="majorEastAsia" w:hAnsiTheme="majorHAnsi" w:cstheme="majorBidi"/>
       <w:b/>
       <w:bCs/>
-      <w:smallCaps/>
-      <w:spacing w:val="5"/>
+      <w:i/>
+      <w:iCs/>
+      <w:color w:val="auto"/>
     </w:rPr>
   </w:style>
   <w:style w:type="paragraph" w:styleId="TOCHeading">
@@ -3325,7 +4374,7 @@
     <w:semiHidden/>
     <w:unhideWhenUsed/>
     <w:qFormat/>
-    <w:rsid w:val="00FC693F"/>
+    <w:rsid w:val="00293AC2"/>
     <w:pPr>
       <w:outlineLvl w:val="9"/>
     </w:pPr>
@@ -3336,7 +4385,7 @@
     <w:uiPriority w:val="59"/>
     <w:rsid w:val="00FC693F"/>
     <w:pPr>
-      <w:spacing w:after="0" w:line="240" w:lineRule="auto"/>
+      <w:spacing w:after="0"/>
     </w:pPr>
     <w:tblPr>
       <w:tblBorders>
@@ -3355,7 +4404,7 @@
     <w:uiPriority w:val="60"/>
     <w:rsid w:val="00FC693F"/>
     <w:pPr>
-      <w:spacing w:after="0" w:line="240" w:lineRule="auto"/>
+      <w:spacing w:after="0"/>
     </w:pPr>
     <w:rPr>
       <w:color w:val="000000" w:themeColor="text1" w:themeShade="BF"/>
@@ -3451,7 +4500,7 @@
     <w:uiPriority w:val="60"/>
     <w:rsid w:val="00FC693F"/>
     <w:pPr>
-      <w:spacing w:after="0" w:line="240" w:lineRule="auto"/>
+      <w:spacing w:after="0"/>
     </w:pPr>
     <w:rPr>
       <w:color w:val="365F91" w:themeColor="accent1" w:themeShade="BF"/>
@@ -3547,7 +4596,7 @@
     <w:uiPriority w:val="60"/>
     <w:rsid w:val="00FC693F"/>
     <w:pPr>
-      <w:spacing w:after="0" w:line="240" w:lineRule="auto"/>
+      <w:spacing w:after="0"/>
     </w:pPr>
     <w:rPr>
       <w:color w:val="943634" w:themeColor="accent2" w:themeShade="BF"/>
@@ -3643,7 +4692,7 @@
     <w:uiPriority w:val="60"/>
     <w:rsid w:val="00FC693F"/>
     <w:pPr>
-      <w:spacing w:after="0" w:line="240" w:lineRule="auto"/>
+      <w:spacing w:after="0"/>
     </w:pPr>
     <w:rPr>
       <w:color w:val="76923C" w:themeColor="accent3" w:themeShade="BF"/>
@@ -3739,7 +4788,7 @@
     <w:uiPriority w:val="60"/>
     <w:rsid w:val="00FC693F"/>
     <w:pPr>
-      <w:spacing w:after="0" w:line="240" w:lineRule="auto"/>
+      <w:spacing w:after="0"/>
     </w:pPr>
     <w:rPr>
       <w:color w:val="5F497A" w:themeColor="accent4" w:themeShade="BF"/>
@@ -3835,7 +4884,7 @@
     <w:uiPriority w:val="60"/>
     <w:rsid w:val="00FC693F"/>
     <w:pPr>
-      <w:spacing w:after="0" w:line="240" w:lineRule="auto"/>
+      <w:spacing w:after="0"/>
     </w:pPr>
     <w:rPr>
       <w:color w:val="31849B" w:themeColor="accent5" w:themeShade="BF"/>
@@ -3931,7 +4980,7 @@
     <w:uiPriority w:val="60"/>
     <w:rsid w:val="00FC693F"/>
     <w:pPr>
-      <w:spacing w:after="0" w:line="240" w:lineRule="auto"/>
+      <w:spacing w:after="0"/>
     </w:pPr>
     <w:rPr>
       <w:color w:val="E36C0A" w:themeColor="accent6" w:themeShade="BF"/>
@@ -4027,7 +5076,7 @@
     <w:uiPriority w:val="61"/>
     <w:rsid w:val="00FC693F"/>
     <w:pPr>
-      <w:spacing w:after="0" w:line="240" w:lineRule="auto"/>
+      <w:spacing w:after="0"/>
     </w:pPr>
     <w:tblPr>
       <w:tblStyleRowBandSize w:val="1"/>
@@ -4112,7 +5161,7 @@
     <w:uiPriority w:val="61"/>
     <w:rsid w:val="00FC693F"/>
     <w:pPr>
-      <w:spacing w:after="0" w:line="240" w:lineRule="auto"/>
+      <w:spacing w:after="0"/>
     </w:pPr>
     <w:tblPr>
       <w:tblStyleRowBandSize w:val="1"/>
@@ -4197,7 +5246,7 @@
     <w:uiPriority w:val="61"/>
     <w:rsid w:val="00CB0664"/>
     <w:pPr>
-      <w:spacing w:after="0" w:line="240" w:lineRule="auto"/>
+      <w:spacing w:after="0"/>
     </w:pPr>
     <w:tblPr>
       <w:tblStyleRowBandSize w:val="1"/>
@@ -4282,7 +5331,7 @@
     <w:uiPriority w:val="61"/>
     <w:rsid w:val="00CB0664"/>
     <w:pPr>
-      <w:spacing w:after="0" w:line="240" w:lineRule="auto"/>
+      <w:spacing w:after="0"/>
     </w:pPr>
     <w:tblPr>
       <w:tblStyleRowBandSize w:val="1"/>
@@ -4367,7 +5416,7 @@
     <w:uiPriority w:val="61"/>
     <w:rsid w:val="00CB0664"/>
     <w:pPr>
-      <w:spacing w:after="0" w:line="240" w:lineRule="auto"/>
+      <w:spacing w:after="0"/>
     </w:pPr>
     <w:tblPr>
       <w:tblStyleRowBandSize w:val="1"/>
@@ -4452,7 +5501,7 @@
     <w:uiPriority w:val="61"/>
     <w:rsid w:val="00CB0664"/>
     <w:pPr>
-      <w:spacing w:after="0" w:line="240" w:lineRule="auto"/>
+      <w:spacing w:after="0"/>
     </w:pPr>
     <w:tblPr>
       <w:tblStyleRowBandSize w:val="1"/>
@@ -4537,7 +5586,7 @@
     <w:uiPriority w:val="61"/>
     <w:rsid w:val="00CB0664"/>
     <w:pPr>
-      <w:spacing w:after="0" w:line="240" w:lineRule="auto"/>
+      <w:spacing w:after="0"/>
     </w:pPr>
     <w:tblPr>
       <w:tblStyleRowBandSize w:val="1"/>
@@ -4622,7 +5671,7 @@
     <w:uiPriority w:val="62"/>
     <w:rsid w:val="00CB0664"/>
     <w:pPr>
-      <w:spacing w:after="0" w:line="240" w:lineRule="auto"/>
+      <w:spacing w:after="0"/>
     </w:pPr>
     <w:tblPr>
       <w:tblStyleRowBandSize w:val="1"/>
@@ -4745,7 +5794,7 @@
     <w:uiPriority w:val="62"/>
     <w:rsid w:val="00CB0664"/>
     <w:pPr>
-      <w:spacing w:after="0" w:line="240" w:lineRule="auto"/>
+      <w:spacing w:after="0"/>
     </w:pPr>
     <w:tblPr>
       <w:tblStyleRowBandSize w:val="1"/>
@@ -4868,7 +5917,7 @@
     <w:uiPriority w:val="62"/>
     <w:rsid w:val="00CB0664"/>
     <w:pPr>
-      <w:spacing w:after="0" w:line="240" w:lineRule="auto"/>
+      <w:spacing w:after="0"/>
     </w:pPr>
     <w:tblPr>
       <w:tblStyleRowBandSize w:val="1"/>
@@ -4991,7 +6040,7 @@
     <w:uiPriority w:val="62"/>
     <w:rsid w:val="00CB0664"/>
     <w:pPr>
-      <w:spacing w:after="0" w:line="240" w:lineRule="auto"/>
+      <w:spacing w:after="0"/>
     </w:pPr>
     <w:tblPr>
       <w:tblStyleRowBandSize w:val="1"/>
@@ -5114,7 +6163,7 @@
     <w:uiPriority w:val="62"/>
     <w:rsid w:val="00CB0664"/>
     <w:pPr>
-      <w:spacing w:after="0" w:line="240" w:lineRule="auto"/>
+      <w:spacing w:after="0"/>
     </w:pPr>
     <w:tblPr>
       <w:tblStyleRowBandSize w:val="1"/>
@@ -5237,7 +6286,7 @@
     <w:uiPriority w:val="62"/>
     <w:rsid w:val="00CB0664"/>
     <w:pPr>
-      <w:spacing w:after="0" w:line="240" w:lineRule="auto"/>
+      <w:spacing w:after="0"/>
     </w:pPr>
     <w:tblPr>
       <w:tblStyleRowBandSize w:val="1"/>
@@ -5360,7 +6409,7 @@
     <w:uiPriority w:val="62"/>
     <w:rsid w:val="00CB0664"/>
     <w:pPr>
-      <w:spacing w:after="0" w:line="240" w:lineRule="auto"/>
+      <w:spacing w:after="0"/>
     </w:pPr>
     <w:tblPr>
       <w:tblStyleRowBandSize w:val="1"/>
@@ -5483,7 +6532,7 @@
     <w:uiPriority w:val="63"/>
     <w:rsid w:val="00CB0664"/>
     <w:pPr>
-      <w:spacing w:after="0" w:line="240" w:lineRule="auto"/>
+      <w:spacing w:after="0"/>
     </w:pPr>
     <w:tblPr>
       <w:tblStyleRowBandSize w:val="1"/>
@@ -5582,7 +6631,7 @@
     <w:uiPriority w:val="63"/>
     <w:rsid w:val="00CB0664"/>
     <w:pPr>
-      <w:spacing w:after="0" w:line="240" w:lineRule="auto"/>
+      <w:spacing w:after="0"/>
     </w:pPr>
     <w:tblPr>
       <w:tblStyleRowBandSize w:val="1"/>
@@ -5681,7 +6730,7 @@
     <w:uiPriority w:val="63"/>
     <w:rsid w:val="00CB0664"/>
     <w:pPr>
-      <w:spacing w:after="0" w:line="240" w:lineRule="auto"/>
+      <w:spacing w:after="0"/>
     </w:pPr>
     <w:tblPr>
       <w:tblStyleRowBandSize w:val="1"/>
@@ -5780,7 +6829,7 @@
     <w:uiPriority w:val="63"/>
     <w:rsid w:val="00CB0664"/>
     <w:pPr>
-      <w:spacing w:after="0" w:line="240" w:lineRule="auto"/>
+      <w:spacing w:after="0"/>
     </w:pPr>
     <w:tblPr>
       <w:tblStyleRowBandSize w:val="1"/>
@@ -5879,7 +6928,7 @@
     <w:uiPriority w:val="63"/>
     <w:rsid w:val="00CB0664"/>
     <w:pPr>
-      <w:spacing w:after="0" w:line="240" w:lineRule="auto"/>
+      <w:spacing w:after="0"/>
     </w:pPr>
     <w:tblPr>
       <w:tblStyleRowBandSize w:val="1"/>
@@ -5978,7 +7027,7 @@
     <w:uiPriority w:val="63"/>
     <w:rsid w:val="00CB0664"/>
     <w:pPr>
-      <w:spacing w:after="0" w:line="240" w:lineRule="auto"/>
+      <w:spacing w:after="0"/>
     </w:pPr>
     <w:tblPr>
       <w:tblStyleRowBandSize w:val="1"/>
@@ -6077,7 +7126,7 @@
     <w:uiPriority w:val="63"/>
     <w:rsid w:val="00CB0664"/>
     <w:pPr>
-      <w:spacing w:after="0" w:line="240" w:lineRule="auto"/>
+      <w:spacing w:after="0"/>
     </w:pPr>
     <w:tblPr>
       <w:tblStyleRowBandSize w:val="1"/>
@@ -6176,7 +7225,7 @@
     <w:uiPriority w:val="64"/>
     <w:rsid w:val="00CB0664"/>
     <w:pPr>
-      <w:spacing w:after="0" w:line="240" w:lineRule="auto"/>
+      <w:spacing w:after="0"/>
     </w:pPr>
     <w:tblPr>
       <w:tblStyleRowBandSize w:val="1"/>
@@ -6318,7 +7367,7 @@
     <w:uiPriority w:val="64"/>
     <w:rsid w:val="00CB0664"/>
     <w:pPr>
-      <w:spacing w:after="0" w:line="240" w:lineRule="auto"/>
+      <w:spacing w:after="0"/>
     </w:pPr>
     <w:tblPr>
       <w:tblStyleRowBandSize w:val="1"/>
@@ -6460,7 +7509,7 @@
     <w:uiPriority w:val="64"/>
     <w:rsid w:val="00CB0664"/>
     <w:pPr>
-      <w:spacing w:after="0" w:line="240" w:lineRule="auto"/>
+      <w:spacing w:after="0"/>
     </w:pPr>
     <w:tblPr>
       <w:tblStyleRowBandSize w:val="1"/>
@@ -6602,7 +7651,7 @@
     <w:uiPriority w:val="64"/>
     <w:rsid w:val="00CB0664"/>
     <w:pPr>
-      <w:spacing w:after="0" w:line="240" w:lineRule="auto"/>
+      <w:spacing w:after="0"/>
     </w:pPr>
     <w:tblPr>
       <w:tblStyleRowBandSize w:val="1"/>
@@ -6744,7 +7793,7 @@
     <w:uiPriority w:val="64"/>
     <w:rsid w:val="00CB0664"/>
     <w:pPr>
-      <w:spacing w:after="0" w:line="240" w:lineRule="auto"/>
+      <w:spacing w:after="0"/>
     </w:pPr>
     <w:tblPr>
       <w:tblStyleRowBandSize w:val="1"/>
@@ -6886,7 +7935,7 @@
     <w:uiPriority w:val="64"/>
     <w:rsid w:val="00CB0664"/>
     <w:pPr>
-      <w:spacing w:after="0" w:line="240" w:lineRule="auto"/>
+      <w:spacing w:after="0"/>
     </w:pPr>
     <w:tblPr>
       <w:tblStyleRowBandSize w:val="1"/>
@@ -7028,7 +8077,7 @@
     <w:uiPriority w:val="64"/>
     <w:rsid w:val="00CB0664"/>
     <w:pPr>
-      <w:spacing w:after="0" w:line="240" w:lineRule="auto"/>
+      <w:spacing w:after="0"/>
     </w:pPr>
     <w:tblPr>
       <w:tblStyleRowBandSize w:val="1"/>
@@ -7170,7 +8219,7 @@
     <w:uiPriority w:val="65"/>
     <w:rsid w:val="00CB0664"/>
     <w:pPr>
-      <w:spacing w:after="0" w:line="240" w:lineRule="auto"/>
+      <w:spacing w:after="0"/>
     </w:pPr>
     <w:rPr>
       <w:color w:val="000000" w:themeColor="text1"/>
@@ -7247,7 +8296,7 @@
     <w:uiPriority w:val="65"/>
     <w:rsid w:val="00CB0664"/>
     <w:pPr>
-      <w:spacing w:after="0" w:line="240" w:lineRule="auto"/>
+      <w:spacing w:after="0"/>
     </w:pPr>
     <w:rPr>
       <w:color w:val="000000" w:themeColor="text1"/>
@@ -7324,7 +8373,7 @@
     <w:uiPriority w:val="65"/>
     <w:rsid w:val="00CB0664"/>
     <w:pPr>
-      <w:spacing w:after="0" w:line="240" w:lineRule="auto"/>
+      <w:spacing w:after="0"/>
     </w:pPr>
     <w:rPr>
       <w:color w:val="000000" w:themeColor="text1"/>
@@ -7401,7 +8450,7 @@
     <w:uiPriority w:val="65"/>
     <w:rsid w:val="00CB0664"/>
     <w:pPr>
-      <w:spacing w:after="0" w:line="240" w:lineRule="auto"/>
+      <w:spacing w:after="0"/>
     </w:pPr>
     <w:rPr>
       <w:color w:val="000000" w:themeColor="text1"/>
@@ -7478,7 +8527,7 @@
     <w:uiPriority w:val="65"/>
     <w:rsid w:val="00CB0664"/>
     <w:pPr>
-      <w:spacing w:after="0" w:line="240" w:lineRule="auto"/>
+      <w:spacing w:after="0"/>
     </w:pPr>
     <w:rPr>
       <w:color w:val="000000" w:themeColor="text1"/>
@@ -7555,7 +8604,7 @@
     <w:uiPriority w:val="65"/>
     <w:rsid w:val="00CB0664"/>
     <w:pPr>
-      <w:spacing w:after="0" w:line="240" w:lineRule="auto"/>
+      <w:spacing w:after="0"/>
     </w:pPr>
     <w:rPr>
       <w:color w:val="000000" w:themeColor="text1"/>
@@ -7632,7 +8681,7 @@
     <w:uiPriority w:val="65"/>
     <w:rsid w:val="00CB0664"/>
     <w:pPr>
-      <w:spacing w:after="0" w:line="240" w:lineRule="auto"/>
+      <w:spacing w:after="0"/>
     </w:pPr>
     <w:rPr>
       <w:color w:val="000000" w:themeColor="text1"/>
@@ -7709,7 +8758,7 @@
     <w:uiPriority w:val="66"/>
     <w:rsid w:val="00CB0664"/>
     <w:pPr>
-      <w:spacing w:after="0" w:line="240" w:lineRule="auto"/>
+      <w:spacing w:after="0"/>
     </w:pPr>
     <w:rPr>
       <w:rFonts w:asciiTheme="majorHAnsi" w:eastAsiaTheme="majorEastAsia" w:hAnsiTheme="majorHAnsi" w:cstheme="majorBidi"/>
@@ -7830,7 +8879,7 @@
     <w:uiPriority w:val="66"/>
     <w:rsid w:val="00CB0664"/>
     <w:pPr>
-      <w:spacing w:after="0" w:line="240" w:lineRule="auto"/>
+      <w:spacing w:after="0"/>
     </w:pPr>
     <w:rPr>
       <w:rFonts w:asciiTheme="majorHAnsi" w:eastAsiaTheme="majorEastAsia" w:hAnsiTheme="majorHAnsi" w:cstheme="majorBidi"/>
@@ -7951,7 +9000,7 @@
     <w:uiPriority w:val="66"/>
     <w:rsid w:val="00CB0664"/>
     <w:pPr>
-      <w:spacing w:after="0" w:line="240" w:lineRule="auto"/>
+      <w:spacing w:after="0"/>
     </w:pPr>
     <w:rPr>
       <w:rFonts w:asciiTheme="majorHAnsi" w:eastAsiaTheme="majorEastAsia" w:hAnsiTheme="majorHAnsi" w:cstheme="majorBidi"/>
@@ -8072,7 +9121,7 @@
     <w:uiPriority w:val="66"/>
     <w:rsid w:val="00CB0664"/>
     <w:pPr>
-      <w:spacing w:after="0" w:line="240" w:lineRule="auto"/>
+      <w:spacing w:after="0"/>
     </w:pPr>
     <w:rPr>
       <w:rFonts w:asciiTheme="majorHAnsi" w:eastAsiaTheme="majorEastAsia" w:hAnsiTheme="majorHAnsi" w:cstheme="majorBidi"/>
@@ -8193,7 +9242,7 @@
     <w:uiPriority w:val="66"/>
     <w:rsid w:val="00CB0664"/>
     <w:pPr>
-      <w:spacing w:after="0" w:line="240" w:lineRule="auto"/>
+      <w:spacing w:after="0"/>
     </w:pPr>
     <w:rPr>
       <w:rFonts w:asciiTheme="majorHAnsi" w:eastAsiaTheme="majorEastAsia" w:hAnsiTheme="majorHAnsi" w:cstheme="majorBidi"/>
@@ -8314,7 +9363,7 @@
     <w:uiPriority w:val="66"/>
     <w:rsid w:val="00CB0664"/>
     <w:pPr>
-      <w:spacing w:after="0" w:line="240" w:lineRule="auto"/>
+      <w:spacing w:after="0"/>
     </w:pPr>
     <w:rPr>
       <w:rFonts w:asciiTheme="majorHAnsi" w:eastAsiaTheme="majorEastAsia" w:hAnsiTheme="majorHAnsi" w:cstheme="majorBidi"/>
@@ -8435,7 +9484,7 @@
     <w:uiPriority w:val="66"/>
     <w:rsid w:val="00CB0664"/>
     <w:pPr>
-      <w:spacing w:after="0" w:line="240" w:lineRule="auto"/>
+      <w:spacing w:after="0"/>
     </w:pPr>
     <w:rPr>
       <w:rFonts w:asciiTheme="majorHAnsi" w:eastAsiaTheme="majorEastAsia" w:hAnsiTheme="majorHAnsi" w:cstheme="majorBidi"/>
@@ -8556,7 +9605,7 @@
     <w:uiPriority w:val="67"/>
     <w:rsid w:val="00CB0664"/>
     <w:pPr>
-      <w:spacing w:after="0" w:line="240" w:lineRule="auto"/>
+      <w:spacing w:after="0"/>
     </w:pPr>
     <w:tblPr>
       <w:tblStyleRowBandSize w:val="1"/>
@@ -8622,7 +9671,7 @@
     <w:uiPriority w:val="67"/>
     <w:rsid w:val="00CB0664"/>
     <w:pPr>
-      <w:spacing w:after="0" w:line="240" w:lineRule="auto"/>
+      <w:spacing w:after="0"/>
     </w:pPr>
     <w:tblPr>
       <w:tblStyleRowBandSize w:val="1"/>
@@ -8688,7 +9737,7 @@
     <w:uiPriority w:val="67"/>
     <w:rsid w:val="00CB0664"/>
     <w:pPr>
-      <w:spacing w:after="0" w:line="240" w:lineRule="auto"/>
+      <w:spacing w:after="0"/>
     </w:pPr>
     <w:tblPr>
       <w:tblStyleRowBandSize w:val="1"/>
@@ -8754,7 +9803,7 @@
     <w:uiPriority w:val="67"/>
     <w:rsid w:val="00CB0664"/>
     <w:pPr>
-      <w:spacing w:after="0" w:line="240" w:lineRule="auto"/>
+      <w:spacing w:after="0"/>
     </w:pPr>
     <w:tblPr>
       <w:tblStyleRowBandSize w:val="1"/>
@@ -8820,7 +9869,7 @@
     <w:uiPriority w:val="67"/>
     <w:rsid w:val="00CB0664"/>
     <w:pPr>
-      <w:spacing w:after="0" w:line="240" w:lineRule="auto"/>
+      <w:spacing w:after="0"/>
     </w:pPr>
     <w:tblPr>
       <w:tblStyleRowBandSize w:val="1"/>
@@ -8886,7 +9935,7 @@
     <w:uiPriority w:val="67"/>
     <w:rsid w:val="00CB0664"/>
     <w:pPr>
-      <w:spacing w:after="0" w:line="240" w:lineRule="auto"/>
+      <w:spacing w:after="0"/>
     </w:pPr>
     <w:tblPr>
       <w:tblStyleRowBandSize w:val="1"/>
@@ -8952,7 +10001,7 @@
     <w:uiPriority w:val="67"/>
     <w:rsid w:val="00CB0664"/>
     <w:pPr>
-      <w:spacing w:after="0" w:line="240" w:lineRule="auto"/>
+      <w:spacing w:after="0"/>
     </w:pPr>
     <w:tblPr>
       <w:tblStyleRowBandSize w:val="1"/>
@@ -9018,7 +10067,7 @@
     <w:uiPriority w:val="68"/>
     <w:rsid w:val="00CB0664"/>
     <w:pPr>
-      <w:spacing w:after="0" w:line="240" w:lineRule="auto"/>
+      <w:spacing w:after="0"/>
     </w:pPr>
     <w:rPr>
       <w:rFonts w:asciiTheme="majorHAnsi" w:eastAsiaTheme="majorEastAsia" w:hAnsiTheme="majorHAnsi" w:cstheme="majorBidi"/>
@@ -9136,7 +10185,7 @@
     <w:uiPriority w:val="68"/>
     <w:rsid w:val="00CB0664"/>
     <w:pPr>
-      <w:spacing w:after="0" w:line="240" w:lineRule="auto"/>
+      <w:spacing w:after="0"/>
     </w:pPr>
     <w:rPr>
       <w:rFonts w:asciiTheme="majorHAnsi" w:eastAsiaTheme="majorEastAsia" w:hAnsiTheme="majorHAnsi" w:cstheme="majorBidi"/>
@@ -9254,7 +10303,7 @@
     <w:uiPriority w:val="68"/>
     <w:rsid w:val="00CB0664"/>
     <w:pPr>
-      <w:spacing w:after="0" w:line="240" w:lineRule="auto"/>
+      <w:spacing w:after="0"/>
     </w:pPr>
     <w:rPr>
       <w:rFonts w:asciiTheme="majorHAnsi" w:eastAsiaTheme="majorEastAsia" w:hAnsiTheme="majorHAnsi" w:cstheme="majorBidi"/>
@@ -9372,7 +10421,7 @@
     <w:uiPriority w:val="68"/>
     <w:rsid w:val="00CB0664"/>
     <w:pPr>
-      <w:spacing w:after="0" w:line="240" w:lineRule="auto"/>
+      <w:spacing w:after="0"/>
     </w:pPr>
     <w:rPr>
       <w:rFonts w:asciiTheme="majorHAnsi" w:eastAsiaTheme="majorEastAsia" w:hAnsiTheme="majorHAnsi" w:cstheme="majorBidi"/>
@@ -9490,7 +10539,7 @@
     <w:uiPriority w:val="68"/>
     <w:rsid w:val="00CB0664"/>
     <w:pPr>
-      <w:spacing w:after="0" w:line="240" w:lineRule="auto"/>
+      <w:spacing w:after="0"/>
     </w:pPr>
     <w:rPr>
       <w:rFonts w:asciiTheme="majorHAnsi" w:eastAsiaTheme="majorEastAsia" w:hAnsiTheme="majorHAnsi" w:cstheme="majorBidi"/>
@@ -9608,7 +10657,7 @@
     <w:uiPriority w:val="68"/>
     <w:rsid w:val="00CB0664"/>
     <w:pPr>
-      <w:spacing w:after="0" w:line="240" w:lineRule="auto"/>
+      <w:spacing w:after="0"/>
     </w:pPr>
     <w:rPr>
       <w:rFonts w:asciiTheme="majorHAnsi" w:eastAsiaTheme="majorEastAsia" w:hAnsiTheme="majorHAnsi" w:cstheme="majorBidi"/>
@@ -9726,7 +10775,7 @@
     <w:uiPriority w:val="68"/>
     <w:rsid w:val="00CB0664"/>
     <w:pPr>
-      <w:spacing w:after="0" w:line="240" w:lineRule="auto"/>
+      <w:spacing w:after="0"/>
     </w:pPr>
     <w:rPr>
       <w:rFonts w:asciiTheme="majorHAnsi" w:eastAsiaTheme="majorEastAsia" w:hAnsiTheme="majorHAnsi" w:cstheme="majorBidi"/>
@@ -9844,7 +10893,7 @@
     <w:uiPriority w:val="69"/>
     <w:rsid w:val="00CB0664"/>
     <w:pPr>
-      <w:spacing w:after="0" w:line="240" w:lineRule="auto"/>
+      <w:spacing w:after="0"/>
     </w:pPr>
     <w:tblPr>
       <w:tblStyleRowBandSize w:val="1"/>
@@ -9978,7 +11027,7 @@
     <w:uiPriority w:val="69"/>
     <w:rsid w:val="00CB0664"/>
     <w:pPr>
-      <w:spacing w:after="0" w:line="240" w:lineRule="auto"/>
+      <w:spacing w:after="0"/>
     </w:pPr>
     <w:tblPr>
       <w:tblStyleRowBandSize w:val="1"/>
@@ -10112,7 +11161,7 @@
     <w:uiPriority w:val="69"/>
     <w:rsid w:val="00CB0664"/>
     <w:pPr>
-      <w:spacing w:after="0" w:line="240" w:lineRule="auto"/>
+      <w:spacing w:after="0"/>
     </w:pPr>
     <w:tblPr>
       <w:tblStyleRowBandSize w:val="1"/>
@@ -10246,7 +11295,7 @@
     <w:uiPriority w:val="69"/>
     <w:rsid w:val="00CB0664"/>
     <w:pPr>
-      <w:spacing w:after="0" w:line="240" w:lineRule="auto"/>
+      <w:spacing w:after="0"/>
     </w:pPr>
     <w:tblPr>
       <w:tblStyleRowBandSize w:val="1"/>
@@ -10380,7 +11429,7 @@
     <w:uiPriority w:val="69"/>
     <w:rsid w:val="00CB0664"/>
     <w:pPr>
-      <w:spacing w:after="0" w:line="240" w:lineRule="auto"/>
+      <w:spacing w:after="0"/>
     </w:pPr>
     <w:tblPr>
       <w:tblStyleRowBandSize w:val="1"/>
@@ -10514,7 +11563,7 @@
     <w:uiPriority w:val="69"/>
     <w:rsid w:val="00CB0664"/>
     <w:pPr>
-      <w:spacing w:after="0" w:line="240" w:lineRule="auto"/>
+      <w:spacing w:after="0"/>
     </w:pPr>
     <w:tblPr>
       <w:tblStyleRowBandSize w:val="1"/>
@@ -10648,7 +11697,7 @@
     <w:uiPriority w:val="69"/>
     <w:rsid w:val="00CB0664"/>
     <w:pPr>
-      <w:spacing w:after="0" w:line="240" w:lineRule="auto"/>
+      <w:spacing w:after="0"/>
     </w:pPr>
     <w:tblPr>
       <w:tblStyleRowBandSize w:val="1"/>
@@ -10782,7 +11831,7 @@
     <w:uiPriority w:val="70"/>
     <w:rsid w:val="00CB0664"/>
     <w:pPr>
-      <w:spacing w:after="0" w:line="240" w:lineRule="auto"/>
+      <w:spacing w:after="0"/>
     </w:pPr>
     <w:rPr>
       <w:color w:val="FFFFFF" w:themeColor="background1"/>
@@ -10889,7 +11938,7 @@
     <w:uiPriority w:val="70"/>
     <w:rsid w:val="00CB0664"/>
     <w:pPr>
-      <w:spacing w:after="0" w:line="240" w:lineRule="auto"/>
+      <w:spacing w:after="0"/>
     </w:pPr>
     <w:rPr>
       <w:color w:val="FFFFFF" w:themeColor="background1"/>
@@ -10996,7 +12045,7 @@
     <w:uiPriority w:val="70"/>
     <w:rsid w:val="00CB0664"/>
     <w:pPr>
-      <w:spacing w:after="0" w:line="240" w:lineRule="auto"/>
+      <w:spacing w:after="0"/>
     </w:pPr>
     <w:rPr>
       <w:color w:val="FFFFFF" w:themeColor="background1"/>
@@ -11103,7 +12152,7 @@
     <w:uiPriority w:val="70"/>
     <w:rsid w:val="00CB0664"/>
     <w:pPr>
-      <w:spacing w:after="0" w:line="240" w:lineRule="auto"/>
+      <w:spacing w:after="0"/>
     </w:pPr>
     <w:rPr>
       <w:color w:val="FFFFFF" w:themeColor="background1"/>
@@ -11210,7 +12259,7 @@
     <w:uiPriority w:val="70"/>
     <w:rsid w:val="00CB0664"/>
     <w:pPr>
-      <w:spacing w:after="0" w:line="240" w:lineRule="auto"/>
+      <w:spacing w:after="0"/>
     </w:pPr>
     <w:rPr>
       <w:color w:val="FFFFFF" w:themeColor="background1"/>
@@ -11317,7 +12366,7 @@
     <w:uiPriority w:val="70"/>
     <w:rsid w:val="00CB0664"/>
     <w:pPr>
-      <w:spacing w:after="0" w:line="240" w:lineRule="auto"/>
+      <w:spacing w:after="0"/>
     </w:pPr>
     <w:rPr>
       <w:color w:val="FFFFFF" w:themeColor="background1"/>
@@ -11424,7 +12473,7 @@
     <w:uiPriority w:val="70"/>
     <w:rsid w:val="00CB0664"/>
     <w:pPr>
-      <w:spacing w:after="0" w:line="240" w:lineRule="auto"/>
+      <w:spacing w:after="0"/>
     </w:pPr>
     <w:rPr>
       <w:color w:val="FFFFFF" w:themeColor="background1"/>
@@ -11531,7 +12580,7 @@
     <w:uiPriority w:val="71"/>
     <w:rsid w:val="00CB0664"/>
     <w:pPr>
-      <w:spacing w:after="0" w:line="240" w:lineRule="auto"/>
+      <w:spacing w:after="0"/>
     </w:pPr>
     <w:rPr>
       <w:color w:val="000000" w:themeColor="text1"/>
@@ -11646,7 +12695,7 @@
     <w:uiPriority w:val="71"/>
     <w:rsid w:val="00CB0664"/>
     <w:pPr>
-      <w:spacing w:after="0" w:line="240" w:lineRule="auto"/>
+      <w:spacing w:after="0"/>
     </w:pPr>
     <w:rPr>
       <w:color w:val="000000" w:themeColor="text1"/>
@@ -11761,7 +12810,7 @@
     <w:uiPriority w:val="71"/>
     <w:rsid w:val="00CB0664"/>
     <w:pPr>
-      <w:spacing w:after="0" w:line="240" w:lineRule="auto"/>
+      <w:spacing w:after="0"/>
     </w:pPr>
     <w:rPr>
       <w:color w:val="000000" w:themeColor="text1"/>
@@ -11876,7 +12925,7 @@
     <w:uiPriority w:val="71"/>
     <w:rsid w:val="00CB0664"/>
     <w:pPr>
-      <w:spacing w:after="0" w:line="240" w:lineRule="auto"/>
+      <w:spacing w:after="0"/>
     </w:pPr>
     <w:rPr>
       <w:color w:val="000000" w:themeColor="text1"/>
@@ -11981,7 +13030,7 @@
     <w:uiPriority w:val="71"/>
     <w:rsid w:val="00CB0664"/>
     <w:pPr>
-      <w:spacing w:after="0" w:line="240" w:lineRule="auto"/>
+      <w:spacing w:after="0"/>
     </w:pPr>
     <w:rPr>
       <w:color w:val="000000" w:themeColor="text1"/>
@@ -12096,7 +13145,7 @@
     <w:uiPriority w:val="71"/>
     <w:rsid w:val="00CB0664"/>
     <w:pPr>
-      <w:spacing w:after="0" w:line="240" w:lineRule="auto"/>
+      <w:spacing w:after="0"/>
     </w:pPr>
     <w:rPr>
       <w:color w:val="000000" w:themeColor="text1"/>
@@ -12211,7 +13260,7 @@
     <w:uiPriority w:val="71"/>
     <w:rsid w:val="00CB0664"/>
     <w:pPr>
-      <w:spacing w:after="0" w:line="240" w:lineRule="auto"/>
+      <w:spacing w:after="0"/>
     </w:pPr>
     <w:rPr>
       <w:color w:val="000000" w:themeColor="text1"/>
@@ -12326,7 +13375,7 @@
     <w:uiPriority w:val="72"/>
     <w:rsid w:val="00CB0664"/>
     <w:pPr>
-      <w:spacing w:after="0" w:line="240" w:lineRule="auto"/>
+      <w:spacing w:after="0"/>
     </w:pPr>
     <w:rPr>
       <w:color w:val="000000" w:themeColor="text1"/>
@@ -12405,7 +13454,7 @@
     <w:uiPriority w:val="72"/>
     <w:rsid w:val="00CB0664"/>
     <w:pPr>
-      <w:spacing w:after="0" w:line="240" w:lineRule="auto"/>
+      <w:spacing w:after="0"/>
     </w:pPr>
     <w:rPr>
       <w:color w:val="000000" w:themeColor="text1"/>
@@ -12484,7 +13533,7 @@
     <w:uiPriority w:val="72"/>
     <w:rsid w:val="00CB0664"/>
     <w:pPr>
-      <w:spacing w:after="0" w:line="240" w:lineRule="auto"/>
+      <w:spacing w:after="0"/>
     </w:pPr>
     <w:rPr>
       <w:color w:val="000000" w:themeColor="text1"/>
@@ -12563,7 +13612,7 @@
     <w:uiPriority w:val="72"/>
     <w:rsid w:val="00CB0664"/>
     <w:pPr>
-      <w:spacing w:after="0" w:line="240" w:lineRule="auto"/>
+      <w:spacing w:after="0"/>
     </w:pPr>
     <w:rPr>
       <w:color w:val="000000" w:themeColor="text1"/>
@@ -12642,7 +13691,7 @@
     <w:uiPriority w:val="72"/>
     <w:rsid w:val="00CB0664"/>
     <w:pPr>
-      <w:spacing w:after="0" w:line="240" w:lineRule="auto"/>
+      <w:spacing w:after="0"/>
     </w:pPr>
     <w:rPr>
       <w:color w:val="000000" w:themeColor="text1"/>
@@ -12721,7 +13770,7 @@
     <w:uiPriority w:val="72"/>
     <w:rsid w:val="00CB0664"/>
     <w:pPr>
-      <w:spacing w:after="0" w:line="240" w:lineRule="auto"/>
+      <w:spacing w:after="0"/>
     </w:pPr>
     <w:rPr>
       <w:color w:val="000000" w:themeColor="text1"/>
@@ -12800,7 +13849,7 @@
     <w:uiPriority w:val="72"/>
     <w:rsid w:val="00CB0664"/>
     <w:pPr>
-      <w:spacing w:after="0" w:line="240" w:lineRule="auto"/>
+      <w:spacing w:after="0"/>
     </w:pPr>
     <w:rPr>
       <w:color w:val="000000" w:themeColor="text1"/>
@@ -12879,7 +13928,7 @@
     <w:uiPriority w:val="73"/>
     <w:rsid w:val="00CB0664"/>
     <w:pPr>
-      <w:spacing w:after="0" w:line="240" w:lineRule="auto"/>
+      <w:spacing w:after="0"/>
     </w:pPr>
     <w:rPr>
       <w:color w:val="000000" w:themeColor="text1"/>
@@ -12952,7 +14001,7 @@
     <w:uiPriority w:val="73"/>
     <w:rsid w:val="00CB0664"/>
     <w:pPr>
-      <w:spacing w:after="0" w:line="240" w:lineRule="auto"/>
+      <w:spacing w:after="0"/>
     </w:pPr>
     <w:rPr>
       <w:color w:val="000000" w:themeColor="text1"/>
@@ -13025,7 +14074,7 @@
     <w:uiPriority w:val="73"/>
     <w:rsid w:val="00CB0664"/>
     <w:pPr>
-      <w:spacing w:after="0" w:line="240" w:lineRule="auto"/>
+      <w:spacing w:after="0"/>
     </w:pPr>
     <w:rPr>
       <w:color w:val="000000" w:themeColor="text1"/>
@@ -13098,7 +14147,7 @@
     <w:uiPriority w:val="73"/>
     <w:rsid w:val="00CB0664"/>
     <w:pPr>
-      <w:spacing w:after="0" w:line="240" w:lineRule="auto"/>
+      <w:spacing w:after="0"/>
     </w:pPr>
     <w:rPr>
       <w:color w:val="000000" w:themeColor="text1"/>
@@ -13171,7 +14220,7 @@
     <w:uiPriority w:val="73"/>
     <w:rsid w:val="00CB0664"/>
     <w:pPr>
-      <w:spacing w:after="0" w:line="240" w:lineRule="auto"/>
+      <w:spacing w:after="0"/>
     </w:pPr>
     <w:rPr>
       <w:color w:val="000000" w:themeColor="text1"/>
@@ -13244,7 +14293,7 @@
     <w:uiPriority w:val="73"/>
     <w:rsid w:val="00CB0664"/>
     <w:pPr>
-      <w:spacing w:after="0" w:line="240" w:lineRule="auto"/>
+      <w:spacing w:after="0"/>
     </w:pPr>
     <w:rPr>
       <w:color w:val="000000" w:themeColor="text1"/>
@@ -13317,7 +14366,7 @@
     <w:uiPriority w:val="73"/>
     <w:rsid w:val="00CB0664"/>
     <w:pPr>
-      <w:spacing w:after="0" w:line="240" w:lineRule="auto"/>
+      <w:spacing w:after="0"/>
     </w:pPr>
     <w:rPr>
       <w:color w:val="000000" w:themeColor="text1"/>
@@ -13403,9 +14452,6 @@
     <w:uiPriority w:val="99"/>
     <w:unhideWhenUsed/>
     <w:rsid w:val="006028FF"/>
-    <w:pPr>
-      <w:spacing w:line="240" w:lineRule="auto"/>
-    </w:pPr>
     <w:rPr>
       <w:sz w:val="20"/>
       <w:szCs w:val="20"/>
@@ -13498,13 +14544,32 @@
       <w:u w:val="single"/>
     </w:rPr>
   </w:style>
+  <w:style w:type="paragraph" w:customStyle="1" w:styleId="PersonalName">
+    <w:name w:val="Personal Name"/>
+    <w:basedOn w:val="Title"/>
+    <w:rsid w:val="00293AC2"/>
+    <w:rPr>
+      <w:b/>
+      <w:caps/>
+      <w:color w:val="000000"/>
+      <w:sz w:val="28"/>
+      <w:szCs w:val="28"/>
+    </w:rPr>
+  </w:style>
+  <w:style w:type="character" w:customStyle="1" w:styleId="NoSpacingChar">
+    <w:name w:val="No Spacing Char"/>
+    <w:basedOn w:val="DefaultParagraphFont"/>
+    <w:link w:val="NoSpacing"/>
+    <w:uiPriority w:val="1"/>
+    <w:rsid w:val="00293AC2"/>
+  </w:style>
 </w:styles>
 </file>
 
 <file path=word/theme/theme1.xml><?xml version="1.0" encoding="utf-8"?>
 <a:theme xmlns:a="http://schemas.openxmlformats.org/drawingml/2006/main" name="Office Theme">
   <a:themeElements>
-    <a:clrScheme name="Office">
+    <a:clrScheme name="Office 2007 - 2010">
       <a:dk1>
         <a:sysClr val="windowText" lastClr="000000"/>
       </a:dk1>
